--- a/texte/SmartVoc-Texte-Deutsch.docx
+++ b/texte/SmartVoc-Texte-Deutsch.docx
@@ -138,7 +138,7 @@
         <w:t xml:space="preserve">A-001  </w:t>
       </w:r>
       <w:r>
-        <w:t xml:space="preserve">Morgen ist Prüfung: was jetzt?</w:t>
+        <w:t xml:space="preserve">Schnellanleitung</w:t>
       </w:r>
     </w:p>
     <w:p>
@@ -169,7 +169,7 @@
           <w:sz w:val="21"/>
           <w:szCs w:val="21"/>
         </w:rPr>
-        <w:t xml:space="preserve">Der kürzeste Weg von der Heftseite zur ersten Übung dauert etwa zwei Minuten:</w:t>
+        <w:t xml:space="preserve">Von der Heftseite zur ersten Übung sind es etwa zwei Minuten. Drei Schritte:</w:t>
       </w:r>
     </w:p>
     <w:p>
@@ -202,7 +202,7 @@
           <w:sz w:val="21"/>
           <w:szCs w:val="21"/>
         </w:rPr>
-        <w:t xml:space="preserve">· Unter Wortlisten auf + Neue Liste, dann Liste einfügen. Wenn du die Wörter nicht abtippen willst, holt dir der KI-Prompt die Liste aus einem Foto deiner Heftseite.</w:t>
+        <w:t xml:space="preserve">· Unter Wortlisten auf + Neue Liste und einen Weg wählen. Am schnellsten geht Liste einfügen: dort holt dir der KI-Prompt die Wörter aus einem Foto deiner Heftseite, samt Beispielsätzen und Lautschrift.</w:t>
       </w:r>
     </w:p>
     <w:p>
@@ -235,7 +235,7 @@
           <w:sz w:val="21"/>
           <w:szCs w:val="21"/>
         </w:rPr>
-        <w:t xml:space="preserve">· Der Liste ein Zieldatum geben. Das ist der Tag der Prüfung.</w:t>
+        <w:t xml:space="preserve">· Der Liste ein Zieldatum geben: den Tag, an dem die Wörter sitzen müssen. Ohne Termin geht es auch, aber damit weiss die App, wie viel Zeit sie hat.</w:t>
       </w:r>
     </w:p>
     <w:p>
@@ -299,7 +299,7 @@
           <w:sz w:val="21"/>
           <w:szCs w:val="21"/>
         </w:rPr>
-        <w:t xml:space="preserve">Alles andere kannst du später anschauen. Die App weiss ab jetzt selbst, welches Wort wann wieder drankommt.</w:t>
+        <w:t xml:space="preserve">Alles andere kannst du später anschauen. Ab jetzt entscheidet die App selbst, welches Wort wann wieder drankommt.</w:t>
       </w:r>
     </w:p>
     <w:p>
@@ -330,7 +330,7 @@
           <w:sz w:val="21"/>
           <w:szCs w:val="21"/>
         </w:rPr>
-        <w:t xml:space="preserve">Für jede Sprache, die du eingeschaltet hast, liegt schon ein Grundwortschatz bereit. Du kannst also sofort üben, auch ohne eigene Liste.</w:t>
+        <w:t xml:space="preserve">Für jede Sprache, die du eingeschaltet hast, liegt schon ein Grundwortschatz von hundert Wörtern bereit. Du kannst also sofort üben, auch ohne eigene Liste.</w:t>
       </w:r>
     </w:p>
     <w:p>
@@ -348,13 +348,12 @@
         <w:t xml:space="preserve">A-008  </w:t>
       </w:r>
       <w:r>
-        <w:t xml:space="preserve">Wo du was findest</w:t>
+        <w:t xml:space="preserve">SmartVoc im Überblick</w:t>
       </w:r>
     </w:p>
     <w:p>
       <w:pPr>
         <w:spacing w:after="20" w:before="140"/>
-        <w:ind w:left="340"/>
       </w:pPr>
       <w:r>
         <w:rPr>
@@ -369,7 +368,6 @@
     <w:p>
       <w:pPr>
         <w:spacing w:after="60"/>
-        <w:ind w:left="340"/>
       </w:pPr>
       <w:r>
         <w:rPr>
@@ -381,13 +379,12 @@
           <w:sz w:val="21"/>
           <w:szCs w:val="21"/>
         </w:rPr>
-        <w:t xml:space="preserve">· Üben ist der Ort, an dem gelernt wird. Alles andere dient nur dazu.</w:t>
+        <w:t xml:space="preserve">Die App hat vier Bereiche. Sie stehen unten nebeneinander, und jeder beantwortet eine andere Frage.</w:t>
       </w:r>
     </w:p>
     <w:p>
       <w:pPr>
         <w:spacing w:after="20" w:before="140"/>
-        <w:ind w:left="340"/>
       </w:pPr>
       <w:r>
         <w:rPr>
@@ -398,23 +395,32 @@
         </w:rPr>
         <w:t xml:space="preserve">A-010</w:t>
       </w:r>
+      <w:r>
+        <w:rPr>
+          <w:rFonts w:ascii="Consolas" w:cs="Consolas" w:eastAsia="Consolas" w:hAnsi="Consolas"/>
+          <w:color w:val="9A958B"/>
+          <w:sz w:val="15"/>
+          <w:szCs w:val="15"/>
+        </w:rPr>
+        <w:t xml:space="preserve">  Bildbeschriftung</w:t>
+      </w:r>
     </w:p>
     <w:p>
       <w:pPr>
         <w:spacing w:after="60"/>
-        <w:ind w:left="340"/>
       </w:pPr>
       <w:r>
         <w:rPr>
           <w:rFonts w:ascii="Calibri" w:cs="Calibri" w:eastAsia="Calibri" w:hAnsi="Calibri"/>
           <w:b w:val="false"/>
           <w:bCs w:val="false"/>
-          <w:i w:val="false"/>
-          <w:iCs w:val="false"/>
+          <w:i/>
+          <w:iCs/>
+          <w:color w:val="5A554C"/>
           <w:sz w:val="21"/>
           <w:szCs w:val="21"/>
         </w:rPr>
-        <w:t xml:space="preserve">· Übungsplan beantwortet: wann ist was fällig, und bin ich rechtzeitig fertig?</w:t>
+        <w:t xml:space="preserve">Vier Bereiche, eine Sache</w:t>
       </w:r>
     </w:p>
     <w:p>
@@ -447,7 +453,7 @@
           <w:sz w:val="21"/>
           <w:szCs w:val="21"/>
         </w:rPr>
-        <w:t xml:space="preserve">· Wortlisten ist dein Materiallager.</w:t>
+        <w:t xml:space="preserve">· Üben ist der eigentliche Lernbereich. Hier lässt du dich abfragen, auf verschiedene Arten.</w:t>
       </w:r>
     </w:p>
     <w:p>
@@ -480,12 +486,13 @@
           <w:sz w:val="21"/>
           <w:szCs w:val="21"/>
         </w:rPr>
-        <w:t xml:space="preserve">· Statistik beantwortet: woran hakt es, und werde ich besser?</w:t>
+        <w:t xml:space="preserve">· Übungsplan zeigt, wann du welche Liste beherrschen willst und ob du im Plan liegst oder im Rückstand bist.</w:t>
       </w:r>
     </w:p>
     <w:p>
       <w:pPr>
         <w:spacing w:after="20" w:before="140"/>
+        <w:ind w:left="340"/>
       </w:pPr>
       <w:r>
         <w:rPr>
@@ -500,6 +507,7 @@
     <w:p>
       <w:pPr>
         <w:spacing w:after="60"/>
+        <w:ind w:left="340"/>
       </w:pPr>
       <w:r>
         <w:rPr>
@@ -511,13 +519,13 @@
           <w:sz w:val="21"/>
           <w:szCs w:val="21"/>
         </w:rPr>
-        <w:t xml:space="preserve">Oben rechts das Zahnrad für die Einstellungen, das Fragezeichen für diese Hilfe.</w:t>
+        <w:t xml:space="preserve">· Wortlisten ist dein Materiallager. Alle Wörter sind in Listen organisiert; hier legst du sie an und verwaltest sie.</w:t>
       </w:r>
     </w:p>
     <w:p>
       <w:pPr>
-        <w:pStyle w:val="Heading3"/>
-        <w:spacing w:after="120" w:before="300"/>
+        <w:spacing w:after="20" w:before="140"/>
+        <w:ind w:left="340"/>
       </w:pPr>
       <w:r>
         <w:rPr>
@@ -526,10 +534,25 @@
           <w:sz w:val="15"/>
           <w:szCs w:val="15"/>
         </w:rPr>
-        <w:t xml:space="preserve">A-014  </w:t>
+        <w:t xml:space="preserve">A-014</w:t>
       </w:r>
+    </w:p>
+    <w:p>
+      <w:pPr>
+        <w:spacing w:after="60"/>
+        <w:ind w:left="340"/>
+      </w:pPr>
       <w:r>
-        <w:t xml:space="preserve">Wörter in die App bringen</w:t>
+        <w:rPr>
+          <w:rFonts w:ascii="Calibri" w:cs="Calibri" w:eastAsia="Calibri" w:hAnsi="Calibri"/>
+          <w:b w:val="false"/>
+          <w:bCs w:val="false"/>
+          <w:i w:val="false"/>
+          <w:iCs w:val="false"/>
+          <w:sz w:val="21"/>
+          <w:szCs w:val="21"/>
+        </w:rPr>
+        <w:t xml:space="preserve">· Statistik geht ins Detail: welche Listen und Wörter du wie gut beherrschst, wie dein Fortschritt aussieht und wo es hakt.</w:t>
       </w:r>
     </w:p>
     <w:p>
@@ -560,13 +583,13 @@
           <w:sz w:val="21"/>
           <w:szCs w:val="21"/>
         </w:rPr>
-        <w:t xml:space="preserve">Es gibt vier Wege. Sie unterscheiden sich nur darin, wie viel du selbst tippen musst.</w:t>
+        <w:t xml:space="preserve">Oben rechts liegen zwei Knöpfe. Hinter dem Zahnrad stehen die Einstellungen, mit denen du die App auf dich zuschneidest. Hinter dem Fragezeichen findest du diese Anleitung, die Lerntipps und die Erklärung, wie SmartVoc rechnet.</w:t>
       </w:r>
     </w:p>
     <w:p>
       <w:pPr>
-        <w:spacing w:after="20" w:before="140"/>
-        <w:ind w:left="340"/>
+        <w:pStyle w:val="Heading3"/>
+        <w:spacing w:after="120" w:before="300"/>
       </w:pPr>
       <w:r>
         <w:rPr>
@@ -575,31 +598,15 @@
           <w:sz w:val="15"/>
           <w:szCs w:val="15"/>
         </w:rPr>
-        <w:t xml:space="preserve">A-016</w:t>
+        <w:t xml:space="preserve">A-016  </w:t>
       </w:r>
-    </w:p>
-    <w:p>
-      <w:pPr>
-        <w:spacing w:after="60"/>
-        <w:ind w:left="340"/>
-      </w:pPr>
       <w:r>
-        <w:rPr>
-          <w:rFonts w:ascii="Calibri" w:cs="Calibri" w:eastAsia="Calibri" w:hAnsi="Calibri"/>
-          <w:b w:val="false"/>
-          <w:bCs w:val="false"/>
-          <w:i w:val="false"/>
-          <w:iCs w:val="false"/>
-          <w:sz w:val="21"/>
-          <w:szCs w:val="21"/>
-        </w:rPr>
-        <w:t xml:space="preserve">· Foto und KI: für eine ganze Heftseite, ohne zu tippen</w:t>
+        <w:t xml:space="preserve">Bereich «Üben»</w:t>
       </w:r>
     </w:p>
     <w:p>
       <w:pPr>
         <w:spacing w:after="20" w:before="140"/>
-        <w:ind w:left="340"/>
       </w:pPr>
       <w:r>
         <w:rPr>
@@ -614,7 +621,6 @@
     <w:p>
       <w:pPr>
         <w:spacing w:after="60"/>
-        <w:ind w:left="340"/>
       </w:pPr>
       <w:r>
         <w:rPr>
@@ -626,13 +632,12 @@
           <w:sz w:val="21"/>
           <w:szCs w:val="21"/>
         </w:rPr>
-        <w:t xml:space="preserve">· Liste einfügen: wenn du den Text schon irgendwo hast</w:t>
+        <w:t xml:space="preserve">Hier wird gelernt. Du wählst, was abgefragt wird und wie, und arbeitest dich dann durch die Karten.</w:t>
       </w:r>
     </w:p>
     <w:p>
       <w:pPr>
         <w:spacing w:after="20" w:before="140"/>
-        <w:ind w:left="340"/>
       </w:pPr>
       <w:r>
         <w:rPr>
@@ -647,7 +652,6 @@
     <w:p>
       <w:pPr>
         <w:spacing w:after="60"/>
-        <w:ind w:left="340"/>
       </w:pPr>
       <w:r>
         <w:rPr>
@@ -659,13 +663,12 @@
           <w:sz w:val="21"/>
           <w:szCs w:val="21"/>
         </w:rPr>
-        <w:t xml:space="preserve">· Einzelnes Wort: für Nachträge</w:t>
+        <w:t xml:space="preserve">Was abgefragt wird. In der Zeile über der Karte wählst du die Sprache, die Richtung und den Umfang. Du kannst eine oder mehrere deiner Wortlisten zum Abfragen wählen, oder eine Smart List wie Heute dran. Mehr dazu im Kapitel Bereich «Wortlisten».</w:t>
       </w:r>
     </w:p>
     <w:p>
       <w:pPr>
         <w:spacing w:after="20" w:before="140"/>
-        <w:ind w:left="340"/>
       </w:pPr>
       <w:r>
         <w:rPr>
@@ -680,7 +683,6 @@
     <w:p>
       <w:pPr>
         <w:spacing w:after="60"/>
-        <w:ind w:left="340"/>
       </w:pPr>
       <w:r>
         <w:rPr>
@@ -692,7 +694,7 @@
           <w:sz w:val="21"/>
           <w:szCs w:val="21"/>
         </w:rPr>
-        <w:t xml:space="preserve">· Geteilte Liste: wenn jemand dir seine schickt</w:t>
+        <w:t xml:space="preserve">Die Karte. Vorne die Frage, hinten die Lösung. Oben steht die Übersetzungsrichtung. Über die Einstellungen lassen sich zusätzliche Angaben einblenden: Aussprache, Beispielsätze und die Formen eines Wortes.</w:t>
       </w:r>
     </w:p>
     <w:p>
@@ -723,7 +725,7 @@
           <w:sz w:val="21"/>
           <w:szCs w:val="21"/>
         </w:rPr>
-        <w:t xml:space="preserve">Das ist der Weg, den du wahrscheinlich am häufigsten brauchst. Er funktioniert mit jeder KI, die Bilder lesen kann.</w:t>
+        <w:t xml:space="preserve">Wie du antwortest. Du kannst auf vier Arten üben. Das ist unter der Karte umschaltbar:</w:t>
       </w:r>
     </w:p>
     <w:p>
@@ -756,7 +758,7 @@
           <w:sz w:val="21"/>
           <w:szCs w:val="21"/>
         </w:rPr>
-        <w:t xml:space="preserve">· In der App: + Neue Liste, dann Liste einfügen.</w:t>
+        <w:t xml:space="preserve">· Eintippen — du schreibst die Antwort selbst. Am anstrengendsten, bringt am meisten. Im Zweifel diese.</w:t>
       </w:r>
     </w:p>
     <w:p>
@@ -789,7 +791,7 @@
           <w:sz w:val="21"/>
           <w:szCs w:val="21"/>
         </w:rPr>
-        <w:t xml:space="preserve">· Unten auf KI-Prompt kopieren tippen. Damit liegt ein fertiger Auftrag in deiner Zwischenablage.</w:t>
+        <w:t xml:space="preserve">· Multiple-Choice — du wählst aus mehreren Möglichkeiten. Leichter, gut für den Anfang oder wenn du müde bist.</w:t>
       </w:r>
     </w:p>
     <w:p>
@@ -822,7 +824,7 @@
           <w:sz w:val="21"/>
           <w:szCs w:val="21"/>
         </w:rPr>
-        <w:t xml:space="preserve">· Wechsle in deine KI-App, füge den Auftrag ein und häng ein Foto deiner Heftseite dazu.</w:t>
+        <w:t xml:space="preserve">· Selbstkontrolle — du überlegst, drehst um und beurteilst selbst.</w:t>
       </w:r>
     </w:p>
     <w:p>
@@ -855,13 +857,12 @@
           <w:sz w:val="21"/>
           <w:szCs w:val="21"/>
         </w:rPr>
-        <w:t xml:space="preserve">· Die KI antwortet mit einer Liste. Kopiere sie.</w:t>
+        <w:t xml:space="preserve">· Nur durchblättern — zum Überfliegen einer Liste. Zählt für nichts: kein Lernstand, keine Statistik.</w:t>
       </w:r>
     </w:p>
     <w:p>
       <w:pPr>
         <w:spacing w:after="20" w:before="140"/>
-        <w:ind w:left="340"/>
       </w:pPr>
       <w:r>
         <w:rPr>
@@ -876,7 +877,6 @@
     <w:p>
       <w:pPr>
         <w:spacing w:after="60"/>
-        <w:ind w:left="340"/>
       </w:pPr>
       <w:r>
         <w:rPr>
@@ -888,7 +888,7 @@
           <w:sz w:val="21"/>
           <w:szCs w:val="21"/>
         </w:rPr>
-        <w:t xml:space="preserve">· Zurück in SmartVoc, ins grosse Feld einfügen, dann Weiter zum Prüfen.</w:t>
+        <w:t xml:space="preserve">Um den Lerneffekt zu erhöhen und dich nicht an feste Muster zu gewöhnen, wechsle Antwortart und Übersetzungsrichtung regelmässig ab.</w:t>
       </w:r>
     </w:p>
     <w:p>
@@ -919,7 +919,7 @@
           <w:sz w:val="21"/>
           <w:szCs w:val="21"/>
         </w:rPr>
-        <w:t xml:space="preserve">Im Prüfen-Fenster steht jedes Wort einzeln. Schau kurz drüber, korrigiere was schiefgegangen ist, und wähle am Schluss die Liste. Fotos werden gerne mal falsch gelesen, und das ist der Moment, es zu merken. Nicht mitten in der Prüfung.</w:t>
+        <w:t xml:space="preserve">Die beiden Anzeigen. Über der Karte steht der Übungsfortschritt dieser Runde. Jedes Wort hat darin ein Ziel, also eine Anzahl richtiger Antworten, die es in dieser Runde braucht; ein Fehler setzt sein Ziel zurück und der Balken geht entsprechend zurück. Unter der Karte steht der Lernstand des gewählten Umfangs in den fünf Farben. Diese Leiste bewegt sich langsam, weil sie nicht die Runde misst, sondern den Stand. Beim Durchblättern fehlen beide, weil dieser Modus nichts verändert.</w:t>
       </w:r>
     </w:p>
     <w:p>
@@ -950,12 +950,13 @@
           <w:sz w:val="21"/>
           <w:szCs w:val="21"/>
         </w:rPr>
-        <w:t xml:space="preserve">Dasselbe Fenster, nur ohne KI. Eine Zeile pro Wort, die beiden Sprachen getrennt durch einen senkrechten Strich, einen Bindestrich, einen Doppelpunkt oder einen Tabulator:</w:t>
+        <w:t xml:space="preserve">Bei Selbstkontrolle schreibst du die Lösung am besten auf ein Blatt und schaust erst dann nach. Nicht schummeln: du bringst nur dich selbst um die Wiederholung.</w:t>
       </w:r>
     </w:p>
     <w:p>
       <w:pPr>
-        <w:spacing w:after="20" w:before="140"/>
+        <w:pStyle w:val="Heading3"/>
+        <w:spacing w:after="120" w:before="300"/>
       </w:pPr>
       <w:r>
         <w:rPr>
@@ -964,24 +965,10 @@
           <w:sz w:val="15"/>
           <w:szCs w:val="15"/>
         </w:rPr>
-        <w:t xml:space="preserve">A-028</w:t>
+        <w:t xml:space="preserve">A-028  </w:t>
       </w:r>
-    </w:p>
-    <w:p>
-      <w:pPr>
-        <w:spacing w:after="60"/>
-      </w:pPr>
       <w:r>
-        <w:rPr>
-          <w:rFonts w:ascii="Calibri" w:cs="Calibri" w:eastAsia="Calibri" w:hAnsi="Calibri"/>
-          <w:b w:val="false"/>
-          <w:bCs w:val="false"/>
-          <w:i w:val="false"/>
-          <w:iCs w:val="false"/>
-          <w:sz w:val="21"/>
-          <w:szCs w:val="21"/>
-        </w:rPr>
-        <w:t xml:space="preserve">tree | der Baum house | das Haus</w:t>
+        <w:t xml:space="preserve">Bereich «Übungsplan»</w:t>
       </w:r>
     </w:p>
     <w:p>
@@ -1012,7 +999,7 @@
           <w:sz w:val="21"/>
           <w:szCs w:val="21"/>
         </w:rPr>
-        <w:t xml:space="preserve">Aus einer Tabelle kopierte Zeilen funktionieren direkt, weil Tabellen mit Tabulatoren trennen.</w:t>
+        <w:t xml:space="preserve">Der Übungsplan hilft dir, die Übersicht über Deadlines und Prüfungstermine zu behalten. In einer Kalender- oder Listenansicht siehst du, wann welche Listen fällig sind und ob du beim Lernen im Plan liegst oder im Rückstand bist.</w:t>
       </w:r>
     </w:p>
     <w:p>
@@ -1028,6 +1015,15 @@
         </w:rPr>
         <w:t xml:space="preserve">A-030</w:t>
       </w:r>
+      <w:r>
+        <w:rPr>
+          <w:rFonts w:ascii="Consolas" w:cs="Consolas" w:eastAsia="Consolas" w:hAnsi="Consolas"/>
+          <w:color w:val="9A958B"/>
+          <w:sz w:val="15"/>
+          <w:szCs w:val="15"/>
+        </w:rPr>
+        <w:t xml:space="preserve">  Bildbeschriftung</w:t>
+      </w:r>
     </w:p>
     <w:p>
       <w:pPr>
@@ -1038,12 +1034,13 @@
           <w:rFonts w:ascii="Calibri" w:cs="Calibri" w:eastAsia="Calibri" w:hAnsi="Calibri"/>
           <w:b w:val="false"/>
           <w:bCs w:val="false"/>
-          <w:i w:val="false"/>
-          <w:iCs w:val="false"/>
+          <w:i/>
+          <w:iCs/>
+          <w:color w:val="5A554C"/>
           <w:sz w:val="21"/>
           <w:szCs w:val="21"/>
         </w:rPr>
-        <w:t xml:space="preserve">In einer offenen Liste unter Wörter ansehen und bearbeiten auf Hinzufügen. Wort und Übersetzung genügen; Beispielsatz und Aussprache kannst du weglassen oder später ergänzen.</w:t>
+        <w:t xml:space="preserve">Die Farbe sagt, wie du stehst</w:t>
       </w:r>
     </w:p>
     <w:p>
@@ -1074,13 +1071,12 @@
           <w:sz w:val="21"/>
           <w:szCs w:val="21"/>
         </w:rPr>
-        <w:t xml:space="preserve">Wer eine Liste teilt, bekommt einen Code. Mit Geteilte Liste übernehmen und diesem Code hast du eine eigene Kopie. Dein Lernstand und der der anderen Person bleiben getrennt.</w:t>
+        <w:t xml:space="preserve">Das Zieldatum. Gib einer Liste den Tag, an dem sie sitzen muss. Von da an rechnet die App rückwärts: je näher der Termin, desto häufiger kommen die Wörter dieser Liste. Übst du mehrere Listen zusammen, kommen die mit dem näheren Termin öfter dran. Das Datum setzt du in der Liste selbst oder direkt hier im Plan.</w:t>
       </w:r>
     </w:p>
     <w:p>
       <w:pPr>
-        <w:pStyle w:val="Heading3"/>
-        <w:spacing w:after="120" w:before="300"/>
+        <w:spacing w:after="20" w:before="140"/>
       </w:pPr>
       <w:r>
         <w:rPr>
@@ -1089,10 +1085,24 @@
           <w:sz w:val="15"/>
           <w:szCs w:val="15"/>
         </w:rPr>
-        <w:t xml:space="preserve">A-032  </w:t>
+        <w:t xml:space="preserve">A-032</w:t>
       </w:r>
+    </w:p>
+    <w:p>
+      <w:pPr>
+        <w:spacing w:after="60"/>
+      </w:pPr>
       <w:r>
-        <w:t xml:space="preserve">Eine Liste ordnen</w:t>
+        <w:rPr>
+          <w:rFonts w:ascii="Calibri" w:cs="Calibri" w:eastAsia="Calibri" w:hAnsi="Calibri"/>
+          <w:b w:val="false"/>
+          <w:bCs w:val="false"/>
+          <w:i w:val="false"/>
+          <w:iCs w:val="false"/>
+          <w:sz w:val="21"/>
+          <w:szCs w:val="21"/>
+        </w:rPr>
+        <w:t xml:space="preserve">Die Farben. Grün heisst: wäre die Prüfung heute, würdest du mit hoher Wahrscheinlichkeit alle Wörter beherrschen. Rot heisst: da liegt noch Arbeit vor dir. Liegen mehrere Listen auf einem Tag, zeigt die Farbe die schwächste.</w:t>
       </w:r>
     </w:p>
     <w:p>
@@ -1123,7 +1133,7 @@
           <w:sz w:val="21"/>
           <w:szCs w:val="21"/>
         </w:rPr>
-        <w:t xml:space="preserve">Eine Wortliste ist alles, was du zusammen übst: eine Heftseite, eine Lektion, ein Prüfungsstoff. Jedes Wort gehört zu genau einer Liste.</w:t>
+        <w:t xml:space="preserve">Ein Tag im Detail. Tipp einen Tag an, dann siehst du, um welche Listen es geht, und kannst von dort direkt üben.</w:t>
       </w:r>
     </w:p>
     <w:p>
@@ -1138,6 +1148,86 @@
           <w:szCs w:val="15"/>
         </w:rPr>
         <w:t xml:space="preserve">A-034</w:t>
+      </w:r>
+    </w:p>
+    <w:p>
+      <w:pPr>
+        <w:spacing w:after="60"/>
+      </w:pPr>
+      <w:r>
+        <w:rPr>
+          <w:rFonts w:ascii="Calibri" w:cs="Calibri" w:eastAsia="Calibri" w:hAnsi="Calibri"/>
+          <w:b w:val="false"/>
+          <w:bCs w:val="false"/>
+          <w:i w:val="false"/>
+          <w:iCs w:val="false"/>
+          <w:sz w:val="21"/>
+          <w:szCs w:val="21"/>
+        </w:rPr>
+        <w:t xml:space="preserve">Wichtig: In dieser Übersicht erscheinen nur Listen, denen du ein Fälligkeitsdatum gegeben hast, also zum Beispiel für eine Prüfung. Alle anderen Listen werden ganz normal abgefragt, tauchen hier aber nicht auf.</w:t>
+      </w:r>
+    </w:p>
+    <w:p>
+      <w:pPr>
+        <w:pStyle w:val="Heading3"/>
+        <w:spacing w:after="120" w:before="300"/>
+      </w:pPr>
+      <w:r>
+        <w:rPr>
+          <w:rFonts w:ascii="Consolas" w:cs="Consolas" w:eastAsia="Consolas" w:hAnsi="Consolas"/>
+          <w:color w:val="9A958B"/>
+          <w:sz w:val="15"/>
+          <w:szCs w:val="15"/>
+        </w:rPr>
+        <w:t xml:space="preserve">A-035  </w:t>
+      </w:r>
+      <w:r>
+        <w:t xml:space="preserve">Bereich «Wortlisten»</w:t>
+      </w:r>
+    </w:p>
+    <w:p>
+      <w:pPr>
+        <w:spacing w:after="20" w:before="140"/>
+      </w:pPr>
+      <w:r>
+        <w:rPr>
+          <w:rFonts w:ascii="Consolas" w:cs="Consolas" w:eastAsia="Consolas" w:hAnsi="Consolas"/>
+          <w:color w:val="9A958B"/>
+          <w:sz w:val="15"/>
+          <w:szCs w:val="15"/>
+        </w:rPr>
+        <w:t xml:space="preserve">A-036</w:t>
+      </w:r>
+    </w:p>
+    <w:p>
+      <w:pPr>
+        <w:spacing w:after="60"/>
+      </w:pPr>
+      <w:r>
+        <w:rPr>
+          <w:rFonts w:ascii="Calibri" w:cs="Calibri" w:eastAsia="Calibri" w:hAnsi="Calibri"/>
+          <w:b w:val="false"/>
+          <w:bCs w:val="false"/>
+          <w:i w:val="false"/>
+          <w:iCs w:val="false"/>
+          <w:sz w:val="21"/>
+          <w:szCs w:val="21"/>
+        </w:rPr>
+        <w:t xml:space="preserve">Alle deine Wörter sind in Listen organisiert, und jedes Wort gehört zu genau einer Liste. Eine Liste ist, was du zusammen übst: eine Heftseite, eine Lektion oder der Stoff einer Prüfung. Das bestimmst du. Im Bereich Wortlisten kannst du Listen erstellen, zusammenführen und verwalten.</w:t>
+      </w:r>
+    </w:p>
+    <w:p>
+      <w:pPr>
+        <w:spacing w:after="20" w:before="140"/>
+      </w:pPr>
+      <w:r>
+        <w:rPr>
+          <w:rFonts w:ascii="Consolas" w:cs="Consolas" w:eastAsia="Consolas" w:hAnsi="Consolas"/>
+          <w:color w:val="9A958B"/>
+          <w:sz w:val="15"/>
+          <w:szCs w:val="15"/>
+        </w:rPr>
+        <w:t xml:space="preserve">A-037</w:t>
       </w:r>
       <w:r>
         <w:rPr>
@@ -1178,7 +1268,7 @@
           <w:sz w:val="15"/>
           <w:szCs w:val="15"/>
         </w:rPr>
-        <w:t xml:space="preserve">A-035</w:t>
+        <w:t xml:space="preserve">A-038</w:t>
       </w:r>
     </w:p>
     <w:p>
@@ -1195,92 +1285,13 @@
           <w:sz w:val="21"/>
           <w:szCs w:val="21"/>
         </w:rPr>
-        <w:t xml:space="preserve">Öffnest du eine Liste, siehst du zuerst sie selbst: Zieldatum, wie weit du bist, und die Wege weiter. Die Wörter liegen eine Ebene tiefer.</w:t>
+        <w:t xml:space="preserve">Wörter hinzufügen. Über Wörter hinzufügen stehen dir vier Wege zur Wahl. Die richtige Methode zu wählen erspart dir viel Arbeit:</w:t>
       </w:r>
     </w:p>
     <w:p>
       <w:pPr>
         <w:spacing w:after="20" w:before="140"/>
-      </w:pPr>
-      <w:r>
-        <w:rPr>
-          <w:rFonts w:ascii="Consolas" w:cs="Consolas" w:eastAsia="Consolas" w:hAnsi="Consolas"/>
-          <w:color w:val="9A958B"/>
-          <w:sz w:val="15"/>
-          <w:szCs w:val="15"/>
-        </w:rPr>
-        <w:t xml:space="preserve">A-036</w:t>
-      </w:r>
-    </w:p>
-    <w:p>
-      <w:pPr>
-        <w:spacing w:after="60"/>
-      </w:pPr>
-      <w:r>
-        <w:rPr>
-          <w:rFonts w:ascii="Calibri" w:cs="Calibri" w:eastAsia="Calibri" w:hAnsi="Calibri"/>
-          <w:b w:val="false"/>
-          <w:bCs w:val="false"/>
-          <w:i w:val="false"/>
-          <w:iCs w:val="false"/>
-          <w:sz w:val="21"/>
-          <w:szCs w:val="21"/>
-        </w:rPr>
-        <w:t xml:space="preserve">Dort tippst du eine Zeile an, um sie auszuwählen, und benutzt dann Bearbeiten oder Löschen. Mehrere auf einmal gehen auch.</w:t>
-      </w:r>
-    </w:p>
-    <w:p>
-      <w:pPr>
-        <w:spacing w:after="20" w:before="140"/>
-      </w:pPr>
-      <w:r>
-        <w:rPr>
-          <w:rFonts w:ascii="Consolas" w:cs="Consolas" w:eastAsia="Consolas" w:hAnsi="Consolas"/>
-          <w:color w:val="9A958B"/>
-          <w:sz w:val="15"/>
-          <w:szCs w:val="15"/>
-        </w:rPr>
-        <w:t xml:space="preserve">A-037</w:t>
-      </w:r>
-    </w:p>
-    <w:p>
-      <w:pPr>
-        <w:spacing w:after="60"/>
-      </w:pPr>
-      <w:r>
-        <w:rPr>
-          <w:rFonts w:ascii="Calibri" w:cs="Calibri" w:eastAsia="Calibri" w:hAnsi="Calibri"/>
-          <w:b w:val="false"/>
-          <w:bCs w:val="false"/>
-          <w:i w:val="false"/>
-          <w:iCs w:val="false"/>
-          <w:sz w:val="21"/>
-          <w:szCs w:val="21"/>
-        </w:rPr>
-        <w:t xml:space="preserve">Zwei Listen, die ohnehin zusammengehören, kannst du zusammenführen. Die Wörter wandern hinüber, die leere Liste verschwindet.</w:t>
-      </w:r>
-    </w:p>
-    <w:p>
-      <w:pPr>
-        <w:pStyle w:val="Heading3"/>
-        <w:spacing w:after="120" w:before="300"/>
-      </w:pPr>
-      <w:r>
-        <w:rPr>
-          <w:rFonts w:ascii="Consolas" w:cs="Consolas" w:eastAsia="Consolas" w:hAnsi="Consolas"/>
-          <w:color w:val="9A958B"/>
-          <w:sz w:val="15"/>
-          <w:szCs w:val="15"/>
-        </w:rPr>
-        <w:t xml:space="preserve">A-038  </w:t>
-      </w:r>
-      <w:r>
-        <w:t xml:space="preserve">Das Zieldatum</w:t>
-      </w:r>
-    </w:p>
-    <w:p>
-      <w:pPr>
-        <w:spacing w:after="20" w:before="140"/>
+        <w:ind w:left="340"/>
       </w:pPr>
       <w:r>
         <w:rPr>
@@ -1295,6 +1306,7 @@
     <w:p>
       <w:pPr>
         <w:spacing w:after="60"/>
+        <w:ind w:left="340"/>
       </w:pPr>
       <w:r>
         <w:rPr>
@@ -1306,12 +1318,13 @@
           <w:sz w:val="21"/>
           <w:szCs w:val="21"/>
         </w:rPr>
-        <w:t xml:space="preserve">Setz einer Liste den Tag der Prüfung als Zieldatum. Es ist die eine Angabe, die am meisten bringt.</w:t>
+        <w:t xml:space="preserve">· Liste einfügen — für eine ganze Heftseite. Mit dem KI-Prompt sogar aus einem Foto.</w:t>
       </w:r>
     </w:p>
     <w:p>
       <w:pPr>
         <w:spacing w:after="20" w:before="140"/>
+        <w:ind w:left="340"/>
       </w:pPr>
       <w:r>
         <w:rPr>
@@ -1326,6 +1339,7 @@
     <w:p>
       <w:pPr>
         <w:spacing w:after="60"/>
+        <w:ind w:left="340"/>
       </w:pPr>
       <w:r>
         <w:rPr>
@@ -1337,12 +1351,13 @@
           <w:sz w:val="21"/>
           <w:szCs w:val="21"/>
         </w:rPr>
-        <w:t xml:space="preserve">Von da an rechnet die App rückwärts. Je näher der Termin, desto häufiger kommen die Wörter dieser Liste, damit sie am Stichtag sitzen und nicht drei Wochen später. Übst du mehrere Listen zusammen, kommen die mit dem näheren Termin öfter dran.</w:t>
+        <w:t xml:space="preserve">· Einzelnes Wort eintippen — für Nachträge.</w:t>
       </w:r>
     </w:p>
     <w:p>
       <w:pPr>
         <w:spacing w:after="20" w:before="140"/>
+        <w:ind w:left="340"/>
       </w:pPr>
       <w:r>
         <w:rPr>
@@ -1357,6 +1372,7 @@
     <w:p>
       <w:pPr>
         <w:spacing w:after="60"/>
+        <w:ind w:left="340"/>
       </w:pPr>
       <w:r>
         <w:rPr>
@@ -1368,13 +1384,13 @@
           <w:sz w:val="21"/>
           <w:szCs w:val="21"/>
         </w:rPr>
-        <w:t xml:space="preserve">Ohne Zieldatum ist eine Liste nicht schlechter dran. Sie läuft einfach nebenher, im normalen Tempo.</w:t>
+        <w:t xml:space="preserve">· Geteilte Liste übernehmen — wenn dir jemand einen Code oder Link geschickt hat.</w:t>
       </w:r>
     </w:p>
     <w:p>
       <w:pPr>
-        <w:pStyle w:val="Heading3"/>
-        <w:spacing w:after="120" w:before="300"/>
+        <w:spacing w:after="20" w:before="140"/>
+        <w:ind w:left="340"/>
       </w:pPr>
       <w:r>
         <w:rPr>
@@ -1383,10 +1399,25 @@
           <w:sz w:val="15"/>
           <w:szCs w:val="15"/>
         </w:rPr>
-        <w:t xml:space="preserve">A-042  </w:t>
+        <w:t xml:space="preserve">A-042</w:t>
       </w:r>
+    </w:p>
+    <w:p>
+      <w:pPr>
+        <w:spacing w:after="60"/>
+        <w:ind w:left="340"/>
+      </w:pPr>
       <w:r>
-        <w:t xml:space="preserve">Der Übungsplan</w:t>
+        <w:rPr>
+          <w:rFonts w:ascii="Calibri" w:cs="Calibri" w:eastAsia="Calibri" w:hAnsi="Calibri"/>
+          <w:b w:val="false"/>
+          <w:bCs w:val="false"/>
+          <w:i w:val="false"/>
+          <w:iCs w:val="false"/>
+          <w:sz w:val="21"/>
+          <w:szCs w:val="21"/>
+        </w:rPr>
+        <w:t xml:space="preserve">· Tabelle einlesen — Excel oder CSV, nur in der Webversion. Die leere Vorlage gibt es gleich daneben.</w:t>
       </w:r>
     </w:p>
     <w:p>
@@ -1417,7 +1448,7 @@
           <w:sz w:val="21"/>
           <w:szCs w:val="21"/>
         </w:rPr>
-        <w:t xml:space="preserve">Der Übungsplan beantwortet eine einzige Frage: Bin ich rechtzeitig fertig?</w:t>
+        <w:t xml:space="preserve">Der Weg über die KI. Er funktioniert mit jeder KI, die Bilder lesen kann. In der App auf KI-Prompt kopieren tippen, in deine KI-App wechseln, den Auftrag einfügen und ein Foto deiner Heftseite dazuhängen. Die Antwort kopierst du zurück ins grosse Feld und gehst auf Weiter zum Prüfen.</w:t>
       </w:r>
     </w:p>
     <w:p>
@@ -1433,15 +1464,6 @@
         </w:rPr>
         <w:t xml:space="preserve">A-044</w:t>
       </w:r>
-      <w:r>
-        <w:rPr>
-          <w:rFonts w:ascii="Consolas" w:cs="Consolas" w:eastAsia="Consolas" w:hAnsi="Consolas"/>
-          <w:color w:val="9A958B"/>
-          <w:sz w:val="15"/>
-          <w:szCs w:val="15"/>
-        </w:rPr>
-        <w:t xml:space="preserve">  Bildbeschriftung</w:t>
-      </w:r>
     </w:p>
     <w:p>
       <w:pPr>
@@ -1452,13 +1474,12 @@
           <w:rFonts w:ascii="Calibri" w:cs="Calibri" w:eastAsia="Calibri" w:hAnsi="Calibri"/>
           <w:b w:val="false"/>
           <w:bCs w:val="false"/>
-          <w:i/>
-          <w:iCs/>
-          <w:color w:val="5A554C"/>
+          <w:i w:val="false"/>
+          <w:iCs w:val="false"/>
           <w:sz w:val="21"/>
           <w:szCs w:val="21"/>
         </w:rPr>
-        <w:t xml:space="preserve">Die Farbe sagt, wie du stehst</w:t>
+        <w:t xml:space="preserve">Das Prüfen-Fenster. Dort steht jedes Wort einzeln, mit allen Angaben. Schau kurz drüber, korrigiere was schiefgelaufen ist, und wähle am Schluss die Liste. Fotos werden gerne einmal falsch gelesen. Das ist der Moment, es zu bemerken, nicht die Prüfung.</w:t>
       </w:r>
     </w:p>
     <w:p>
@@ -1489,7 +1510,7 @@
           <w:sz w:val="21"/>
           <w:szCs w:val="21"/>
         </w:rPr>
-        <w:t xml:space="preserve">Grün heisst: wenn die Prüfung heute wäre, würdest du bestehen. Rot heisst: da liegt noch Arbeit vor dir. Liegen mehrere Listen auf einem Tag, zeigt die Farbe die schwächste, denn die entscheidet.</w:t>
+        <w:t xml:space="preserve">Listen und Wörter bearbeiten. Öffnest du eine Liste, siehst du zuerst sie selbst: Zieldatum, Lernstand und die weiteren Handgriffe. Die Wörter liegen eine Ebene tiefer unter Wörter ansehen und bearbeiten. Dort tippst du eine Zeile an, um sie auszuwählen, und benutzt Bearbeiten oder Löschen; mehrere auf einmal gehen auch. Zwei Listen, die zusammengehören, lassen sich zusammenführen.</w:t>
       </w:r>
     </w:p>
     <w:p>
@@ -1520,7 +1541,25 @@
           <w:sz w:val="21"/>
           <w:szCs w:val="21"/>
         </w:rPr>
-        <w:t xml:space="preserve">Tipp einen Tag an, dann siehst du, worum es geht, und kannst direkt von dort üben.</w:t>
+        <w:t xml:space="preserve">Exportieren und Teilen. Über Exportieren bekommst du deine Wörter als Text oder als Tabelle zurück, im selben Format, das die App auch wieder einliest. Über Teilen schickst du eine Liste an jemanden; die andere Person bekommt eine eigene Kopie, euer Lernstand bleibt getrennt.</w:t>
+      </w:r>
+    </w:p>
+    <w:p>
+      <w:pPr>
+        <w:pStyle w:val="Heading3"/>
+        <w:spacing w:after="120" w:before="300"/>
+      </w:pPr>
+      <w:r>
+        <w:rPr>
+          <w:rFonts w:ascii="Consolas" w:cs="Consolas" w:eastAsia="Consolas" w:hAnsi="Consolas"/>
+          <w:color w:val="9A958B"/>
+          <w:sz w:val="15"/>
+          <w:szCs w:val="15"/>
+        </w:rPr>
+        <w:t xml:space="preserve">A-047  </w:t>
+      </w:r>
+      <w:r>
+        <w:t xml:space="preserve">Bereich «Statistik»</w:t>
       </w:r>
     </w:p>
     <w:p>
@@ -1534,7 +1573,7 @@
           <w:sz w:val="15"/>
           <w:szCs w:val="15"/>
         </w:rPr>
-        <w:t xml:space="preserve">A-047</w:t>
+        <w:t xml:space="preserve">A-048</w:t>
       </w:r>
     </w:p>
     <w:p>
@@ -1551,25 +1590,7 @@
           <w:sz w:val="21"/>
           <w:szCs w:val="21"/>
         </w:rPr>
-        <w:t xml:space="preserve">Der Plan zeigt nur Listen, denen du ein Zieldatum gegeben hast. Alle anderen laufen nebenher und tauchen hier nicht auf.</w:t>
-      </w:r>
-    </w:p>
-    <w:p>
-      <w:pPr>
-        <w:pStyle w:val="Heading3"/>
-        <w:spacing w:after="120" w:before="300"/>
-      </w:pPr>
-      <w:r>
-        <w:rPr>
-          <w:rFonts w:ascii="Consolas" w:cs="Consolas" w:eastAsia="Consolas" w:hAnsi="Consolas"/>
-          <w:color w:val="9A958B"/>
-          <w:sz w:val="15"/>
-          <w:szCs w:val="15"/>
-        </w:rPr>
-        <w:t xml:space="preserve">A-048  </w:t>
-      </w:r>
-      <w:r>
-        <w:t xml:space="preserve">Üben: die Karte</w:t>
+        <w:t xml:space="preserve">Die Statistik zeigt, wo du stehst: welche Wörter sitzen, welche wackeln, und ob es vorwärtsgeht.</w:t>
       </w:r>
     </w:p>
     <w:p>
@@ -1610,7 +1631,7 @@
           <w:sz w:val="21"/>
           <w:szCs w:val="21"/>
         </w:rPr>
-        <w:t xml:space="preserve">Jede Seite bleibt in ihrer Sprache</w:t>
+        <w:t xml:space="preserve">Dieselben fünf Stufen überall</w:t>
       </w:r>
     </w:p>
     <w:p>
@@ -1641,7 +1662,7 @@
           <w:sz w:val="21"/>
           <w:szCs w:val="21"/>
         </w:rPr>
-        <w:t xml:space="preserve">Vorne die Frage, hinten die Lösung. Der Beispielsatz steht auf beiden Seiten, jeweils in der Sprache dieser Seite. Sonst stünde die Übersetzung neben dem Wort, das du erst übersetzen sollst.</w:t>
+        <w:t xml:space="preserve">Die fünf Stufen. sitzt hält lange und kommt selten zurück. sitzt fast braucht noch ein paar Wiederholungen. wackelt noch kommt öfter. neu ist frisch gelernt, ungeübt noch nie abgefragt.</w:t>
       </w:r>
     </w:p>
     <w:p>
@@ -1672,7 +1693,7 @@
           <w:sz w:val="21"/>
           <w:szCs w:val="21"/>
         </w:rPr>
-        <w:t xml:space="preserve">Oben auf der Karte steht immer, in welche Richtung gerade gefragt wird. Bei Gemischt wechselt das von Karte zu Karte, deshalb lohnt sich der kurze Blick.</w:t>
+        <w:t xml:space="preserve">Diese Leiste findest du überall: auf der Karte, an jeder Liste und hier. Es ist immer dieselbe Rechnung, also kannst du die Farben vergleichen. Ein Tipp auf einen Eintrag der Legende öffnet die Wörter, die dahinterstecken.</w:t>
       </w:r>
     </w:p>
     <w:p>
@@ -1703,25 +1724,7 @@
           <w:sz w:val="21"/>
           <w:szCs w:val="21"/>
         </w:rPr>
-        <w:t xml:space="preserve">Mit dem Knopf oben rechts wird die Karte gross und alles andere verschwindet. Zurück mit demselben Knopf, mit Esc oder einem Tipp daneben.</w:t>
-      </w:r>
-    </w:p>
-    <w:p>
-      <w:pPr>
-        <w:pStyle w:val="Heading3"/>
-        <w:spacing w:after="120" w:before="300"/>
-      </w:pPr>
-      <w:r>
-        <w:rPr>
-          <w:rFonts w:ascii="Consolas" w:cs="Consolas" w:eastAsia="Consolas" w:hAnsi="Consolas"/>
-          <w:color w:val="9A958B"/>
-          <w:sz w:val="15"/>
-          <w:szCs w:val="15"/>
-        </w:rPr>
-        <w:t xml:space="preserve">A-053  </w:t>
-      </w:r>
-      <w:r>
-        <w:t xml:space="preserve">Die vier Antwortarten</w:t>
+        <w:t xml:space="preserve">Fortschritt. Über sieben, dreissig oder neunzig Tage siehst du, wie viele Wörter dazugekommen sind, wie viel du geübt hast und an wie vielen Tagen.</w:t>
       </w:r>
     </w:p>
     <w:p>
@@ -1735,48 +1738,7 @@
           <w:sz w:val="15"/>
           <w:szCs w:val="15"/>
         </w:rPr>
-        <w:t xml:space="preserve">A-054</w:t>
-      </w:r>
-      <w:r>
-        <w:rPr>
-          <w:rFonts w:ascii="Consolas" w:cs="Consolas" w:eastAsia="Consolas" w:hAnsi="Consolas"/>
-          <w:color w:val="9A958B"/>
-          <w:sz w:val="15"/>
-          <w:szCs w:val="15"/>
-        </w:rPr>
-        <w:t xml:space="preserve">  Bildbeschriftung</w:t>
-      </w:r>
-    </w:p>
-    <w:p>
-      <w:pPr>
-        <w:spacing w:after="60"/>
-      </w:pPr>
-      <w:r>
-        <w:rPr>
-          <w:rFonts w:ascii="Calibri" w:cs="Calibri" w:eastAsia="Calibri" w:hAnsi="Calibri"/>
-          <w:b w:val="false"/>
-          <w:bCs w:val="false"/>
-          <w:i/>
-          <w:iCs/>
-          <w:color w:val="5A554C"/>
-          <w:sz w:val="21"/>
-          <w:szCs w:val="21"/>
-        </w:rPr>
-        <w:t xml:space="preserve">Drei zählen, eine nicht</w:t>
-      </w:r>
-    </w:p>
-    <w:p>
-      <w:pPr>
-        <w:spacing w:after="20" w:before="140"/>
-      </w:pPr>
-      <w:r>
-        <w:rPr>
-          <w:rFonts w:ascii="Consolas" w:cs="Consolas" w:eastAsia="Consolas" w:hAnsi="Consolas"/>
-          <w:color w:val="9A958B"/>
-          <w:sz w:val="15"/>
-          <w:szCs w:val="15"/>
-        </w:rPr>
-        <w:t xml:space="preserve">A-055</w:t>
+        <w:t xml:space="preserve">A-053</w:t>
       </w:r>
     </w:p>
     <w:p>
@@ -1793,7 +1755,56 @@
           <w:sz w:val="21"/>
           <w:szCs w:val="21"/>
         </w:rPr>
-        <w:t xml:space="preserve">Eintippen. Du schreibst die Antwort selbst. Das ist anstrengender als alles andere und bringt am meisten. Wenn du dich nicht entscheiden kannst, nimm das.</w:t>
+        <w:t xml:space="preserve">Stolpersteine. Weiter unten sammelt die Statistik die Wörter, die dir immer wieder Mühe machen, und zeigt, welche Art von Fehler bei dir am häufigsten vorkommt. Genau diese Wörter kannst du von dort direkt üben.</w:t>
+      </w:r>
+    </w:p>
+    <w:p>
+      <w:pPr>
+        <w:spacing w:after="20" w:before="140"/>
+      </w:pPr>
+      <w:r>
+        <w:rPr>
+          <w:rFonts w:ascii="Consolas" w:cs="Consolas" w:eastAsia="Consolas" w:hAnsi="Consolas"/>
+          <w:color w:val="9A958B"/>
+          <w:sz w:val="15"/>
+          <w:szCs w:val="15"/>
+        </w:rPr>
+        <w:t xml:space="preserve">A-054</w:t>
+      </w:r>
+    </w:p>
+    <w:p>
+      <w:pPr>
+        <w:spacing w:after="60"/>
+      </w:pPr>
+      <w:r>
+        <w:rPr>
+          <w:rFonts w:ascii="Calibri" w:cs="Calibri" w:eastAsia="Calibri" w:hAnsi="Calibri"/>
+          <w:b w:val="false"/>
+          <w:bCs w:val="false"/>
+          <w:i w:val="false"/>
+          <w:iCs w:val="false"/>
+          <w:sz w:val="21"/>
+          <w:szCs w:val="21"/>
+        </w:rPr>
+        <w:t xml:space="preserve">Oben wählst du, ob du alle Sprachen zusammen ansiehst oder nur eine, und ob es um alle Wörter geht oder um eine bestimmte Liste.</w:t>
+      </w:r>
+    </w:p>
+    <w:p>
+      <w:pPr>
+        <w:pStyle w:val="Heading3"/>
+        <w:spacing w:after="120" w:before="300"/>
+      </w:pPr>
+      <w:r>
+        <w:rPr>
+          <w:rFonts w:ascii="Consolas" w:cs="Consolas" w:eastAsia="Consolas" w:hAnsi="Consolas"/>
+          <w:color w:val="9A958B"/>
+          <w:sz w:val="15"/>
+          <w:szCs w:val="15"/>
+        </w:rPr>
+        <w:t xml:space="preserve">A-055  </w:t>
+      </w:r>
+      <w:r>
+        <w:t xml:space="preserve">Mit oder ohne Konto</w:t>
       </w:r>
     </w:p>
     <w:p>
@@ -1824,7 +1835,7 @@
           <w:sz w:val="21"/>
           <w:szCs w:val="21"/>
         </w:rPr>
-        <w:t xml:space="preserve">Multiple-Choice. Du wählst aus mehreren Möglichkeiten. Leichter, weil die Lösung schon dasteht. Gut für den Anfang oder wenn du müde bist.</w:t>
+        <w:t xml:space="preserve">Die App läuft vollständig ohne Konto. Alles, was du einträgst, liegt dann auf diesem Gerät, und nur dort.</w:t>
       </w:r>
     </w:p>
     <w:p>
@@ -1855,7 +1866,7 @@
           <w:sz w:val="21"/>
           <w:szCs w:val="21"/>
         </w:rPr>
-        <w:t xml:space="preserve">Selbstkontrolle. Du überlegst, drehst die Karte um und sagst selbst, ob es sass.</w:t>
+        <w:t xml:space="preserve">Meldest du dich an, kommt dreierlei dazu: dein Stand ist auf allen deinen Geräten derselbe, du kannst Listen teilen, und deine Wörter bleiben erhalten, wenn dem Gerät etwas zustösst.</w:t>
       </w:r>
     </w:p>
     <w:p>
@@ -1886,7 +1897,7 @@
           <w:sz w:val="21"/>
           <w:szCs w:val="21"/>
         </w:rPr>
-        <w:t xml:space="preserve">Am besten schreibst du die Lösung auf ein Blatt Papier und kontrollierst erst dann in der App. Aber nicht schummeln: Du bringst nur dich selbst um die Wiederholung.</w:t>
+        <w:t xml:space="preserve">Du kannst dich jederzeit später anmelden. Deine bisherigen Wortlisten und Daten kannst du dabei in das Konto übernehmen.</w:t>
       </w:r>
     </w:p>
     <w:p>
@@ -1901,300 +1912,6 @@
           <w:szCs w:val="15"/>
         </w:rPr>
         <w:t xml:space="preserve">A-059</w:t>
-      </w:r>
-    </w:p>
-    <w:p>
-      <w:pPr>
-        <w:spacing w:after="60"/>
-      </w:pPr>
-      <w:r>
-        <w:rPr>
-          <w:rFonts w:ascii="Calibri" w:cs="Calibri" w:eastAsia="Calibri" w:hAnsi="Calibri"/>
-          <w:b w:val="false"/>
-          <w:bCs w:val="false"/>
-          <w:i w:val="false"/>
-          <w:iCs w:val="false"/>
-          <w:sz w:val="21"/>
-          <w:szCs w:val="21"/>
-        </w:rPr>
-        <w:t xml:space="preserve">Nur durchblättern. Das richtige, wenn du eine Liste einfach schnell durchsehen willst. Zum Beispiel bei einer neuen Liste, um zu wissen, was auf dich zukommt, oder kurz vor der Prüfung zum Überfliegen. Wichtig: dieser Modus zählt für nichts. Er verändert deinen Lernstand nicht und taucht in keiner Statistik auf.</w:t>
-      </w:r>
-    </w:p>
-    <w:p>
-      <w:pPr>
-        <w:pStyle w:val="Heading3"/>
-        <w:spacing w:after="120" w:before="300"/>
-      </w:pPr>
-      <w:r>
-        <w:rPr>
-          <w:rFonts w:ascii="Consolas" w:cs="Consolas" w:eastAsia="Consolas" w:hAnsi="Consolas"/>
-          <w:color w:val="9A958B"/>
-          <w:sz w:val="15"/>
-          <w:szCs w:val="15"/>
-        </w:rPr>
-        <w:t xml:space="preserve">A-060  </w:t>
-      </w:r>
-      <w:r>
-        <w:t xml:space="preserve">Wie gut ein Wort sitzt</w:t>
-      </w:r>
-    </w:p>
-    <w:p>
-      <w:pPr>
-        <w:spacing w:after="20" w:before="140"/>
-      </w:pPr>
-      <w:r>
-        <w:rPr>
-          <w:rFonts w:ascii="Consolas" w:cs="Consolas" w:eastAsia="Consolas" w:hAnsi="Consolas"/>
-          <w:color w:val="9A958B"/>
-          <w:sz w:val="15"/>
-          <w:szCs w:val="15"/>
-        </w:rPr>
-        <w:t xml:space="preserve">A-061</w:t>
-      </w:r>
-      <w:r>
-        <w:rPr>
-          <w:rFonts w:ascii="Consolas" w:cs="Consolas" w:eastAsia="Consolas" w:hAnsi="Consolas"/>
-          <w:color w:val="9A958B"/>
-          <w:sz w:val="15"/>
-          <w:szCs w:val="15"/>
-        </w:rPr>
-        <w:t xml:space="preserve">  Bildbeschriftung</w:t>
-      </w:r>
-    </w:p>
-    <w:p>
-      <w:pPr>
-        <w:spacing w:after="60"/>
-      </w:pPr>
-      <w:r>
-        <w:rPr>
-          <w:rFonts w:ascii="Calibri" w:cs="Calibri" w:eastAsia="Calibri" w:hAnsi="Calibri"/>
-          <w:b w:val="false"/>
-          <w:bCs w:val="false"/>
-          <w:i/>
-          <w:iCs/>
-          <w:color w:val="5A554C"/>
-          <w:sz w:val="21"/>
-          <w:szCs w:val="21"/>
-        </w:rPr>
-        <w:t xml:space="preserve">Dieselben fünf Stufen überall</w:t>
-      </w:r>
-    </w:p>
-    <w:p>
-      <w:pPr>
-        <w:spacing w:after="20" w:before="140"/>
-      </w:pPr>
-      <w:r>
-        <w:rPr>
-          <w:rFonts w:ascii="Consolas" w:cs="Consolas" w:eastAsia="Consolas" w:hAnsi="Consolas"/>
-          <w:color w:val="9A958B"/>
-          <w:sz w:val="15"/>
-          <w:szCs w:val="15"/>
-        </w:rPr>
-        <w:t xml:space="preserve">A-062</w:t>
-      </w:r>
-    </w:p>
-    <w:p>
-      <w:pPr>
-        <w:spacing w:after="60"/>
-      </w:pPr>
-      <w:r>
-        <w:rPr>
-          <w:rFonts w:ascii="Calibri" w:cs="Calibri" w:eastAsia="Calibri" w:hAnsi="Calibri"/>
-          <w:b w:val="false"/>
-          <w:bCs w:val="false"/>
-          <w:i w:val="false"/>
-          <w:iCs w:val="false"/>
-          <w:sz w:val="21"/>
-          <w:szCs w:val="21"/>
-        </w:rPr>
-        <w:t xml:space="preserve">sitzt heisst: hält lange, kommt selten zurück. sitzt fast: fast da, noch ein paar Wiederholungen. wackelt noch: kommt öfter. neu: frisch gelernt. ungeübt: noch nie abgefragt.</w:t>
-      </w:r>
-    </w:p>
-    <w:p>
-      <w:pPr>
-        <w:spacing w:after="20" w:before="140"/>
-      </w:pPr>
-      <w:r>
-        <w:rPr>
-          <w:rFonts w:ascii="Consolas" w:cs="Consolas" w:eastAsia="Consolas" w:hAnsi="Consolas"/>
-          <w:color w:val="9A958B"/>
-          <w:sz w:val="15"/>
-          <w:szCs w:val="15"/>
-        </w:rPr>
-        <w:t xml:space="preserve">A-063</w:t>
-      </w:r>
-    </w:p>
-    <w:p>
-      <w:pPr>
-        <w:spacing w:after="60"/>
-      </w:pPr>
-      <w:r>
-        <w:rPr>
-          <w:rFonts w:ascii="Calibri" w:cs="Calibri" w:eastAsia="Calibri" w:hAnsi="Calibri"/>
-          <w:b w:val="false"/>
-          <w:bCs w:val="false"/>
-          <w:i w:val="false"/>
-          <w:iCs w:val="false"/>
-          <w:sz w:val="21"/>
-          <w:szCs w:val="21"/>
-        </w:rPr>
-        <w:t xml:space="preserve">Diese Leiste findest du auf der Karte, an jeder Liste und in der Statistik. Es ist überall dieselbe Rechnung, also kannst du die Farben vergleichen.</w:t>
-      </w:r>
-    </w:p>
-    <w:p>
-      <w:pPr>
-        <w:spacing w:after="20" w:before="140"/>
-      </w:pPr>
-      <w:r>
-        <w:rPr>
-          <w:rFonts w:ascii="Consolas" w:cs="Consolas" w:eastAsia="Consolas" w:hAnsi="Consolas"/>
-          <w:color w:val="9A958B"/>
-          <w:sz w:val="15"/>
-          <w:szCs w:val="15"/>
-        </w:rPr>
-        <w:t xml:space="preserve">A-064</w:t>
-      </w:r>
-    </w:p>
-    <w:p>
-      <w:pPr>
-        <w:spacing w:after="60"/>
-      </w:pPr>
-      <w:r>
-        <w:rPr>
-          <w:rFonts w:ascii="Calibri" w:cs="Calibri" w:eastAsia="Calibri" w:hAnsi="Calibri"/>
-          <w:b w:val="false"/>
-          <w:bCs w:val="false"/>
-          <w:i w:val="false"/>
-          <w:iCs w:val="false"/>
-          <w:sz w:val="21"/>
-          <w:szCs w:val="21"/>
-        </w:rPr>
-        <w:t xml:space="preserve">In der Statistik öffnet ein Tipp auf einen Eintrag der Legende die passenden Wörter.</w:t>
-      </w:r>
-    </w:p>
-    <w:p>
-      <w:pPr>
-        <w:pStyle w:val="Heading3"/>
-        <w:spacing w:after="120" w:before="300"/>
-      </w:pPr>
-      <w:r>
-        <w:rPr>
-          <w:rFonts w:ascii="Consolas" w:cs="Consolas" w:eastAsia="Consolas" w:hAnsi="Consolas"/>
-          <w:color w:val="9A958B"/>
-          <w:sz w:val="15"/>
-          <w:szCs w:val="15"/>
-        </w:rPr>
-        <w:t xml:space="preserve">A-065  </w:t>
-      </w:r>
-      <w:r>
-        <w:t xml:space="preserve">Mit oder ohne Konto</w:t>
-      </w:r>
-    </w:p>
-    <w:p>
-      <w:pPr>
-        <w:spacing w:after="20" w:before="140"/>
-      </w:pPr>
-      <w:r>
-        <w:rPr>
-          <w:rFonts w:ascii="Consolas" w:cs="Consolas" w:eastAsia="Consolas" w:hAnsi="Consolas"/>
-          <w:color w:val="9A958B"/>
-          <w:sz w:val="15"/>
-          <w:szCs w:val="15"/>
-        </w:rPr>
-        <w:t xml:space="preserve">A-066</w:t>
-      </w:r>
-    </w:p>
-    <w:p>
-      <w:pPr>
-        <w:spacing w:after="60"/>
-      </w:pPr>
-      <w:r>
-        <w:rPr>
-          <w:rFonts w:ascii="Calibri" w:cs="Calibri" w:eastAsia="Calibri" w:hAnsi="Calibri"/>
-          <w:b w:val="false"/>
-          <w:bCs w:val="false"/>
-          <w:i w:val="false"/>
-          <w:iCs w:val="false"/>
-          <w:sz w:val="21"/>
-          <w:szCs w:val="21"/>
-        </w:rPr>
-        <w:t xml:space="preserve">Die App läuft vollständig ohne Konto. Alles, was du einträgst, liegt dann auf diesem Gerät, und nur dort.</w:t>
-      </w:r>
-    </w:p>
-    <w:p>
-      <w:pPr>
-        <w:spacing w:after="20" w:before="140"/>
-      </w:pPr>
-      <w:r>
-        <w:rPr>
-          <w:rFonts w:ascii="Consolas" w:cs="Consolas" w:eastAsia="Consolas" w:hAnsi="Consolas"/>
-          <w:color w:val="9A958B"/>
-          <w:sz w:val="15"/>
-          <w:szCs w:val="15"/>
-        </w:rPr>
-        <w:t xml:space="preserve">A-067</w:t>
-      </w:r>
-    </w:p>
-    <w:p>
-      <w:pPr>
-        <w:spacing w:after="60"/>
-      </w:pPr>
-      <w:r>
-        <w:rPr>
-          <w:rFonts w:ascii="Calibri" w:cs="Calibri" w:eastAsia="Calibri" w:hAnsi="Calibri"/>
-          <w:b w:val="false"/>
-          <w:bCs w:val="false"/>
-          <w:i w:val="false"/>
-          <w:iCs w:val="false"/>
-          <w:sz w:val="21"/>
-          <w:szCs w:val="21"/>
-        </w:rPr>
-        <w:t xml:space="preserve">Meldest du dich an, kommt dreierlei dazu: dein Stand ist auf allen deinen Geräten derselbe, du kannst Listen teilen, und deine Wörter überleben, wenn dem Gerät etwas zustösst.</w:t>
-      </w:r>
-    </w:p>
-    <w:p>
-      <w:pPr>
-        <w:spacing w:after="20" w:before="140"/>
-      </w:pPr>
-      <w:r>
-        <w:rPr>
-          <w:rFonts w:ascii="Consolas" w:cs="Consolas" w:eastAsia="Consolas" w:hAnsi="Consolas"/>
-          <w:color w:val="9A958B"/>
-          <w:sz w:val="15"/>
-          <w:szCs w:val="15"/>
-        </w:rPr>
-        <w:t xml:space="preserve">A-068</w:t>
-      </w:r>
-    </w:p>
-    <w:p>
-      <w:pPr>
-        <w:spacing w:after="60"/>
-      </w:pPr>
-      <w:r>
-        <w:rPr>
-          <w:rFonts w:ascii="Calibri" w:cs="Calibri" w:eastAsia="Calibri" w:hAnsi="Calibri"/>
-          <w:b w:val="false"/>
-          <w:bCs w:val="false"/>
-          <w:i w:val="false"/>
-          <w:iCs w:val="false"/>
-          <w:sz w:val="21"/>
-          <w:szCs w:val="21"/>
-        </w:rPr>
-        <w:t xml:space="preserve">Du kannst dich jederzeit später anmelden. Was dann schon auf dem Gerät liegt, fragt die App, ob es mit ins Konto soll.</w:t>
-      </w:r>
-    </w:p>
-    <w:p>
-      <w:pPr>
-        <w:spacing w:after="20" w:before="140"/>
-      </w:pPr>
-      <w:r>
-        <w:rPr>
-          <w:rFonts w:ascii="Consolas" w:cs="Consolas" w:eastAsia="Consolas" w:hAnsi="Consolas"/>
-          <w:color w:val="9A958B"/>
-          <w:sz w:val="15"/>
-          <w:szCs w:val="15"/>
-        </w:rPr>
-        <w:t xml:space="preserve">A-069</w:t>
       </w:r>
     </w:p>
     <w:p>
@@ -2226,10 +1943,320 @@
           <w:sz w:val="15"/>
           <w:szCs w:val="15"/>
         </w:rPr>
-        <w:t xml:space="preserve">A-070  </w:t>
+        <w:t xml:space="preserve">A-060  </w:t>
       </w:r>
       <w:r>
-        <w:t xml:space="preserve">Wenn etwas schiefgeht</w:t>
+        <w:t xml:space="preserve">Häufige Fragen</w:t>
+      </w:r>
+    </w:p>
+    <w:p>
+      <w:pPr>
+        <w:spacing w:after="20" w:before="140"/>
+      </w:pPr>
+      <w:r>
+        <w:rPr>
+          <w:rFonts w:ascii="Consolas" w:cs="Consolas" w:eastAsia="Consolas" w:hAnsi="Consolas"/>
+          <w:color w:val="9A958B"/>
+          <w:sz w:val="15"/>
+          <w:szCs w:val="15"/>
+        </w:rPr>
+        <w:t xml:space="preserve">A-061</w:t>
+      </w:r>
+    </w:p>
+    <w:p>
+      <w:pPr>
+        <w:spacing w:after="60"/>
+      </w:pPr>
+      <w:r>
+        <w:rPr>
+          <w:rFonts w:ascii="Calibri" w:cs="Calibri" w:eastAsia="Calibri" w:hAnsi="Calibri"/>
+          <w:b w:val="false"/>
+          <w:bCs w:val="false"/>
+          <w:i w:val="false"/>
+          <w:iCs w:val="false"/>
+          <w:sz w:val="21"/>
+          <w:szCs w:val="21"/>
+        </w:rPr>
+        <w:t xml:space="preserve">Eine Wortkarte enthält einen Fehler. Wie ändere ich sie?</w:t>
+      </w:r>
+    </w:p>
+    <w:p>
+      <w:pPr>
+        <w:spacing w:after="20" w:before="140"/>
+      </w:pPr>
+      <w:r>
+        <w:rPr>
+          <w:rFonts w:ascii="Consolas" w:cs="Consolas" w:eastAsia="Consolas" w:hAnsi="Consolas"/>
+          <w:color w:val="9A958B"/>
+          <w:sz w:val="15"/>
+          <w:szCs w:val="15"/>
+        </w:rPr>
+        <w:t xml:space="preserve">A-062</w:t>
+      </w:r>
+    </w:p>
+    <w:p>
+      <w:pPr>
+        <w:spacing w:after="60"/>
+      </w:pPr>
+      <w:r>
+        <w:rPr>
+          <w:rFonts w:ascii="Calibri" w:cs="Calibri" w:eastAsia="Calibri" w:hAnsi="Calibri"/>
+          <w:b w:val="false"/>
+          <w:bCs w:val="false"/>
+          <w:i w:val="false"/>
+          <w:iCs w:val="false"/>
+          <w:sz w:val="21"/>
+          <w:szCs w:val="21"/>
+        </w:rPr>
+        <w:t xml:space="preserve">Liste öffnen, Wörter ansehen und bearbeiten, die Zeile antippen, Bearbeiten. Dort kannst du Wort, Beispielsatz, Lautschrift, Formen und Geschlecht ändern oder nachtragen.</w:t>
+      </w:r>
+    </w:p>
+    <w:p>
+      <w:pPr>
+        <w:spacing w:after="20" w:before="140"/>
+      </w:pPr>
+      <w:r>
+        <w:rPr>
+          <w:rFonts w:ascii="Consolas" w:cs="Consolas" w:eastAsia="Consolas" w:hAnsi="Consolas"/>
+          <w:color w:val="9A958B"/>
+          <w:sz w:val="15"/>
+          <w:szCs w:val="15"/>
+        </w:rPr>
+        <w:t xml:space="preserve">A-063</w:t>
+      </w:r>
+    </w:p>
+    <w:p>
+      <w:pPr>
+        <w:spacing w:after="60"/>
+      </w:pPr>
+      <w:r>
+        <w:rPr>
+          <w:rFonts w:ascii="Calibri" w:cs="Calibri" w:eastAsia="Calibri" w:hAnsi="Calibri"/>
+          <w:b w:val="false"/>
+          <w:bCs w:val="false"/>
+          <w:i w:val="false"/>
+          <w:iCs w:val="false"/>
+          <w:sz w:val="21"/>
+          <w:szCs w:val="21"/>
+        </w:rPr>
+        <w:t xml:space="preserve">Die App fragt Wörter ab, die ich schon lange kann.</w:t>
+      </w:r>
+    </w:p>
+    <w:p>
+      <w:pPr>
+        <w:spacing w:after="20" w:before="140"/>
+      </w:pPr>
+      <w:r>
+        <w:rPr>
+          <w:rFonts w:ascii="Consolas" w:cs="Consolas" w:eastAsia="Consolas" w:hAnsi="Consolas"/>
+          <w:color w:val="9A958B"/>
+          <w:sz w:val="15"/>
+          <w:szCs w:val="15"/>
+        </w:rPr>
+        <w:t xml:space="preserve">A-064</w:t>
+      </w:r>
+    </w:p>
+    <w:p>
+      <w:pPr>
+        <w:spacing w:after="60"/>
+      </w:pPr>
+      <w:r>
+        <w:rPr>
+          <w:rFonts w:ascii="Calibri" w:cs="Calibri" w:eastAsia="Calibri" w:hAnsi="Calibri"/>
+          <w:b w:val="false"/>
+          <w:bCs w:val="false"/>
+          <w:i w:val="false"/>
+          <w:iCs w:val="false"/>
+          <w:sz w:val="21"/>
+          <w:szCs w:val="21"/>
+        </w:rPr>
+        <w:t xml:space="preserve">Das ist Absicht. SmartVoc ist darauf angelegt, dass du möglichst viele Wörter über einen möglichst langen Zeitraum behältst, und dazu gehört, auch sicher sitzende Wörter gelegentlich aufzufrischen. Wenn dich das stört, übe nur mit deinen eigenen Listen. Einzelne Wörter oder ganze Listen kannst du natürlich auch löschen.</w:t>
+      </w:r>
+    </w:p>
+    <w:p>
+      <w:pPr>
+        <w:spacing w:after="20" w:before="140"/>
+      </w:pPr>
+      <w:r>
+        <w:rPr>
+          <w:rFonts w:ascii="Consolas" w:cs="Consolas" w:eastAsia="Consolas" w:hAnsi="Consolas"/>
+          <w:color w:val="9A958B"/>
+          <w:sz w:val="15"/>
+          <w:szCs w:val="15"/>
+        </w:rPr>
+        <w:t xml:space="preserve">A-065</w:t>
+      </w:r>
+    </w:p>
+    <w:p>
+      <w:pPr>
+        <w:spacing w:after="60"/>
+      </w:pPr>
+      <w:r>
+        <w:rPr>
+          <w:rFonts w:ascii="Calibri" w:cs="Calibri" w:eastAsia="Calibri" w:hAnsi="Calibri"/>
+          <w:b w:val="false"/>
+          <w:bCs w:val="false"/>
+          <w:i w:val="false"/>
+          <w:iCs w:val="false"/>
+          <w:sz w:val="21"/>
+          <w:szCs w:val="21"/>
+        </w:rPr>
+        <w:t xml:space="preserve">Warum kommt dasselbe Wort schon wieder?</w:t>
+      </w:r>
+    </w:p>
+    <w:p>
+      <w:pPr>
+        <w:spacing w:after="20" w:before="140"/>
+      </w:pPr>
+      <w:r>
+        <w:rPr>
+          <w:rFonts w:ascii="Consolas" w:cs="Consolas" w:eastAsia="Consolas" w:hAnsi="Consolas"/>
+          <w:color w:val="9A958B"/>
+          <w:sz w:val="15"/>
+          <w:szCs w:val="15"/>
+        </w:rPr>
+        <w:t xml:space="preserve">A-066</w:t>
+      </w:r>
+    </w:p>
+    <w:p>
+      <w:pPr>
+        <w:spacing w:after="60"/>
+      </w:pPr>
+      <w:r>
+        <w:rPr>
+          <w:rFonts w:ascii="Calibri" w:cs="Calibri" w:eastAsia="Calibri" w:hAnsi="Calibri"/>
+          <w:b w:val="false"/>
+          <w:bCs w:val="false"/>
+          <w:i w:val="false"/>
+          <w:iCs w:val="false"/>
+          <w:sz w:val="21"/>
+          <w:szCs w:val="21"/>
+        </w:rPr>
+        <w:t xml:space="preserve">Weil du es zuletzt nicht sicher konntest. SmartVoc bringt ein Wort genau dann zurück, wenn du statistisch kurz davor bist, es zu vergessen. Wörter, die schwer zu lernen sind oder noch nicht gut sitzen, kommen häufiger dran als solche, die du schon beherrschst. Das ist die Absicht dahinter: effizient lernen und möglichst viele Wörter möglichst lange behalten.</w:t>
+      </w:r>
+    </w:p>
+    <w:p>
+      <w:pPr>
+        <w:spacing w:after="20" w:before="140"/>
+      </w:pPr>
+      <w:r>
+        <w:rPr>
+          <w:rFonts w:ascii="Consolas" w:cs="Consolas" w:eastAsia="Consolas" w:hAnsi="Consolas"/>
+          <w:color w:val="9A958B"/>
+          <w:sz w:val="15"/>
+          <w:szCs w:val="15"/>
+        </w:rPr>
+        <w:t xml:space="preserve">A-067</w:t>
+      </w:r>
+    </w:p>
+    <w:p>
+      <w:pPr>
+        <w:spacing w:after="60"/>
+      </w:pPr>
+      <w:r>
+        <w:rPr>
+          <w:rFonts w:ascii="Calibri" w:cs="Calibri" w:eastAsia="Calibri" w:hAnsi="Calibri"/>
+          <w:b w:val="false"/>
+          <w:bCs w:val="false"/>
+          <w:i w:val="false"/>
+          <w:iCs w:val="false"/>
+          <w:sz w:val="21"/>
+          <w:szCs w:val="21"/>
+        </w:rPr>
+        <w:t xml:space="preserve">Mein Lernstand stimmt nicht mehr.</w:t>
+      </w:r>
+    </w:p>
+    <w:p>
+      <w:pPr>
+        <w:spacing w:after="20" w:before="140"/>
+      </w:pPr>
+      <w:r>
+        <w:rPr>
+          <w:rFonts w:ascii="Consolas" w:cs="Consolas" w:eastAsia="Consolas" w:hAnsi="Consolas"/>
+          <w:color w:val="9A958B"/>
+          <w:sz w:val="15"/>
+          <w:szCs w:val="15"/>
+        </w:rPr>
+        <w:t xml:space="preserve">A-068</w:t>
+      </w:r>
+    </w:p>
+    <w:p>
+      <w:pPr>
+        <w:spacing w:after="60"/>
+      </w:pPr>
+      <w:r>
+        <w:rPr>
+          <w:rFonts w:ascii="Calibri" w:cs="Calibri" w:eastAsia="Calibri" w:hAnsi="Calibri"/>
+          <w:b w:val="false"/>
+          <w:bCs w:val="false"/>
+          <w:i w:val="false"/>
+          <w:iCs w:val="false"/>
+          <w:sz w:val="21"/>
+          <w:szCs w:val="21"/>
+        </w:rPr>
+        <w:t xml:space="preserve">In den Einstellungen unter „Konto &amp; Daten“ lässt sich der Fortschritt zurücksetzen: Punkte, Verlauf und Tagesserie, in allen Sprachen. Deine Wörter bleiben. Rückgängig machen lässt es sich nicht.</w:t>
+      </w:r>
+    </w:p>
+    <w:p>
+      <w:pPr>
+        <w:spacing w:after="20" w:before="140"/>
+      </w:pPr>
+      <w:r>
+        <w:rPr>
+          <w:rFonts w:ascii="Consolas" w:cs="Consolas" w:eastAsia="Consolas" w:hAnsi="Consolas"/>
+          <w:color w:val="9A958B"/>
+          <w:sz w:val="15"/>
+          <w:szCs w:val="15"/>
+        </w:rPr>
+        <w:t xml:space="preserve">A-069</w:t>
+      </w:r>
+    </w:p>
+    <w:p>
+      <w:pPr>
+        <w:spacing w:after="60"/>
+      </w:pPr>
+      <w:r>
+        <w:rPr>
+          <w:rFonts w:ascii="Calibri" w:cs="Calibri" w:eastAsia="Calibri" w:hAnsi="Calibri"/>
+          <w:b w:val="false"/>
+          <w:bCs w:val="false"/>
+          <w:i w:val="false"/>
+          <w:iCs w:val="false"/>
+          <w:sz w:val="21"/>
+          <w:szCs w:val="21"/>
+        </w:rPr>
+        <w:t xml:space="preserve">Warum zählt „Nur durchblättern“ für nichts?</w:t>
+      </w:r>
+    </w:p>
+    <w:p>
+      <w:pPr>
+        <w:spacing w:after="20" w:before="140"/>
+      </w:pPr>
+      <w:r>
+        <w:rPr>
+          <w:rFonts w:ascii="Consolas" w:cs="Consolas" w:eastAsia="Consolas" w:hAnsi="Consolas"/>
+          <w:color w:val="9A958B"/>
+          <w:sz w:val="15"/>
+          <w:szCs w:val="15"/>
+        </w:rPr>
+        <w:t xml:space="preserve">A-070</w:t>
+      </w:r>
+    </w:p>
+    <w:p>
+      <w:pPr>
+        <w:spacing w:after="60"/>
+      </w:pPr>
+      <w:r>
+        <w:rPr>
+          <w:rFonts w:ascii="Calibri" w:cs="Calibri" w:eastAsia="Calibri" w:hAnsi="Calibri"/>
+          <w:b w:val="false"/>
+          <w:bCs w:val="false"/>
+          <w:i w:val="false"/>
+          <w:iCs w:val="false"/>
+          <w:sz w:val="21"/>
+          <w:szCs w:val="21"/>
+        </w:rPr>
+        <w:t xml:space="preserve">Weil Anschauen nicht dasselbe ist wie Erinnern. Nur das Abrufen aus dem Kopf macht ein Wort fest — deshalb verändert dieser Modus deinen Lernstand nicht.</w:t>
       </w:r>
     </w:p>
     <w:p>
@@ -2260,7 +2287,7 @@
           <w:sz w:val="21"/>
           <w:szCs w:val="21"/>
         </w:rPr>
-        <w:t xml:space="preserve">Ein Wort ist falsch geschrieben. Liste öffnen, Wörter ansehen und bearbeiten, Zeile antippen, Bearbeiten.</w:t>
+        <w:t xml:space="preserve">Kann ich eine Liste mit jemandem teilen?</w:t>
       </w:r>
     </w:p>
     <w:p>
@@ -2291,7 +2318,7 @@
           <w:sz w:val="21"/>
           <w:szCs w:val="21"/>
         </w:rPr>
-        <w:t xml:space="preserve">Die App fragt Wörter ab, die du nicht mehr brauchst. Liste löschen. Die Wörter selbst bleiben und verlassen nur diese Liste.</w:t>
+        <w:t xml:space="preserve">Ja, mit Teilen in der geöffneten Liste. Du bekommst einen Code und einen Link. Wer ihn öffnet, erhält eine eigene Kopie; euer Lernstand bleibt getrennt. Dafür brauchst du ein Konto.</w:t>
       </w:r>
     </w:p>
     <w:p>
@@ -2322,7 +2349,100 @@
           <w:sz w:val="21"/>
           <w:szCs w:val="21"/>
         </w:rPr>
-        <w:t xml:space="preserve">Der Lernstand stimmt nicht mehr. In den Einstellungen unter „Konto &amp; Daten“ lässt sich der Fortschritt zurücksetzen: Punkte, Verlauf und Tagesserie, in allen Sprachen. Deine Wörter bleiben. Rückgängig machen lässt es sich nicht.</w:t>
+        <w:t xml:space="preserve">Komme ich an meine Wörter heran, wenn ich SmartVoc nicht mehr benutze?</w:t>
+      </w:r>
+    </w:p>
+    <w:p>
+      <w:pPr>
+        <w:spacing w:after="20" w:before="140"/>
+      </w:pPr>
+      <w:r>
+        <w:rPr>
+          <w:rFonts w:ascii="Consolas" w:cs="Consolas" w:eastAsia="Consolas" w:hAnsi="Consolas"/>
+          <w:color w:val="9A958B"/>
+          <w:sz w:val="15"/>
+          <w:szCs w:val="15"/>
+        </w:rPr>
+        <w:t xml:space="preserve">A-074</w:t>
+      </w:r>
+    </w:p>
+    <w:p>
+      <w:pPr>
+        <w:spacing w:after="60"/>
+      </w:pPr>
+      <w:r>
+        <w:rPr>
+          <w:rFonts w:ascii="Calibri" w:cs="Calibri" w:eastAsia="Calibri" w:hAnsi="Calibri"/>
+          <w:b w:val="false"/>
+          <w:bCs w:val="false"/>
+          <w:i w:val="false"/>
+          <w:iCs w:val="false"/>
+          <w:sz w:val="21"/>
+          <w:szCs w:val="21"/>
+        </w:rPr>
+        <w:t xml:space="preserve">Ja. Exportieren gibt dir jede Liste als Text oder als Tabelle heraus, ohne Konto und ohne Umweg.</w:t>
+      </w:r>
+    </w:p>
+    <w:p>
+      <w:pPr>
+        <w:spacing w:after="20" w:before="140"/>
+      </w:pPr>
+      <w:r>
+        <w:rPr>
+          <w:rFonts w:ascii="Consolas" w:cs="Consolas" w:eastAsia="Consolas" w:hAnsi="Consolas"/>
+          <w:color w:val="9A958B"/>
+          <w:sz w:val="15"/>
+          <w:szCs w:val="15"/>
+        </w:rPr>
+        <w:t xml:space="preserve">A-075</w:t>
+      </w:r>
+    </w:p>
+    <w:p>
+      <w:pPr>
+        <w:spacing w:after="60"/>
+      </w:pPr>
+      <w:r>
+        <w:rPr>
+          <w:rFonts w:ascii="Calibri" w:cs="Calibri" w:eastAsia="Calibri" w:hAnsi="Calibri"/>
+          <w:b w:val="false"/>
+          <w:bCs w:val="false"/>
+          <w:i w:val="false"/>
+          <w:iCs w:val="false"/>
+          <w:sz w:val="21"/>
+          <w:szCs w:val="21"/>
+        </w:rPr>
+        <w:t xml:space="preserve">Was passiert, wenn ich ein paar Tage nichts mache?</w:t>
+      </w:r>
+    </w:p>
+    <w:p>
+      <w:pPr>
+        <w:spacing w:after="20" w:before="140"/>
+      </w:pPr>
+      <w:r>
+        <w:rPr>
+          <w:rFonts w:ascii="Consolas" w:cs="Consolas" w:eastAsia="Consolas" w:hAnsi="Consolas"/>
+          <w:color w:val="9A958B"/>
+          <w:sz w:val="15"/>
+          <w:szCs w:val="15"/>
+        </w:rPr>
+        <w:t xml:space="preserve">A-076</w:t>
+      </w:r>
+    </w:p>
+    <w:p>
+      <w:pPr>
+        <w:spacing w:after="60"/>
+      </w:pPr>
+      <w:r>
+        <w:rPr>
+          <w:rFonts w:ascii="Calibri" w:cs="Calibri" w:eastAsia="Calibri" w:hAnsi="Calibri"/>
+          <w:b w:val="false"/>
+          <w:bCs w:val="false"/>
+          <w:i w:val="false"/>
+          <w:iCs w:val="false"/>
+          <w:sz w:val="21"/>
+          <w:szCs w:val="21"/>
+        </w:rPr>
+        <w:t xml:space="preserve">Nichts Schlimmes. Die fälligen Wörter sammeln sich an, und Heute dran begrenzt, wie viele davon auf einmal kommen. Du wirst nicht mit dem ganzen Rückstand auf einmal erschlagen.</w:t>
       </w:r>
     </w:p>
     <w:p>
@@ -2346,7 +2466,7 @@
           <w:sz w:val="15"/>
           <w:szCs w:val="15"/>
         </w:rPr>
-        <w:t xml:space="preserve">A-074  </w:t>
+        <w:t xml:space="preserve">A-077  </w:t>
       </w:r>
       <w:r>
         <w:t xml:space="preserve">Lieber täglich kurz als selten lang</w:t>
@@ -2363,7 +2483,7 @@
           <w:sz w:val="15"/>
           <w:szCs w:val="15"/>
         </w:rPr>
-        <w:t xml:space="preserve">A-075</w:t>
+        <w:t xml:space="preserve">A-078</w:t>
       </w:r>
     </w:p>
     <w:p>
@@ -2395,7 +2515,7 @@
           <w:sz w:val="15"/>
           <w:szCs w:val="15"/>
         </w:rPr>
-        <w:t xml:space="preserve">A-076  </w:t>
+        <w:t xml:space="preserve">A-079  </w:t>
       </w:r>
       <w:r>
         <w:t xml:space="preserve">Erst selbst überlegen, dann umdrehen</w:t>
@@ -2412,7 +2532,7 @@
           <w:sz w:val="15"/>
           <w:szCs w:val="15"/>
         </w:rPr>
-        <w:t xml:space="preserve">A-077</w:t>
+        <w:t xml:space="preserve">A-080</w:t>
       </w:r>
     </w:p>
     <w:p>
@@ -2444,7 +2564,7 @@
           <w:sz w:val="15"/>
           <w:szCs w:val="15"/>
         </w:rPr>
-        <w:t xml:space="preserve">A-078  </w:t>
+        <w:t xml:space="preserve">A-081  </w:t>
       </w:r>
       <w:r>
         <w:t xml:space="preserve">Ein Wort braucht viele Begegnungen</w:t>
@@ -2461,7 +2581,7 @@
           <w:sz w:val="15"/>
           <w:szCs w:val="15"/>
         </w:rPr>
-        <w:t xml:space="preserve">A-079</w:t>
+        <w:t xml:space="preserve">A-082</w:t>
       </w:r>
     </w:p>
     <w:p>
@@ -2493,7 +2613,7 @@
           <w:sz w:val="15"/>
           <w:szCs w:val="15"/>
         </w:rPr>
-        <w:t xml:space="preserve">A-080  </w:t>
+        <w:t xml:space="preserve">A-083  </w:t>
       </w:r>
       <w:r>
         <w:t xml:space="preserve">Mach deine Fehler zu Freunden</w:t>
@@ -2510,7 +2630,7 @@
           <w:sz w:val="15"/>
           <w:szCs w:val="15"/>
         </w:rPr>
-        <w:t xml:space="preserve">A-081</w:t>
+        <w:t xml:space="preserve">A-084</w:t>
       </w:r>
     </w:p>
     <w:p>
@@ -2542,7 +2662,7 @@
           <w:sz w:val="15"/>
           <w:szCs w:val="15"/>
         </w:rPr>
-        <w:t xml:space="preserve">A-082  </w:t>
+        <w:t xml:space="preserve">A-085  </w:t>
       </w:r>
       <w:r>
         <w:t xml:space="preserve">Wenig Neues, dafür richtig</w:t>
@@ -2559,7 +2679,7 @@
           <w:sz w:val="15"/>
           <w:szCs w:val="15"/>
         </w:rPr>
-        <w:t xml:space="preserve">A-083</w:t>
+        <w:t xml:space="preserve">A-086</w:t>
       </w:r>
     </w:p>
     <w:p>
@@ -2591,7 +2711,7 @@
           <w:sz w:val="15"/>
           <w:szCs w:val="15"/>
         </w:rPr>
-        <w:t xml:space="preserve">A-084  </w:t>
+        <w:t xml:space="preserve">A-087  </w:t>
       </w:r>
       <w:r>
         <w:t xml:space="preserve">Misch die Wörter</w:t>
@@ -2608,7 +2728,7 @@
           <w:sz w:val="15"/>
           <w:szCs w:val="15"/>
         </w:rPr>
-        <w:t xml:space="preserve">A-085</w:t>
+        <w:t xml:space="preserve">A-088</w:t>
       </w:r>
     </w:p>
     <w:p>
@@ -2640,7 +2760,7 @@
           <w:sz w:val="15"/>
           <w:szCs w:val="15"/>
         </w:rPr>
-        <w:t xml:space="preserve">A-086  </w:t>
+        <w:t xml:space="preserve">A-089  </w:t>
       </w:r>
       <w:r>
         <w:t xml:space="preserve">Sprich das Wort leise mit</w:t>
@@ -2657,7 +2777,7 @@
           <w:sz w:val="15"/>
           <w:szCs w:val="15"/>
         </w:rPr>
-        <w:t xml:space="preserve">A-087</w:t>
+        <w:t xml:space="preserve">A-090</w:t>
       </w:r>
     </w:p>
     <w:p>
@@ -2689,7 +2809,7 @@
           <w:sz w:val="15"/>
           <w:szCs w:val="15"/>
         </w:rPr>
-        <w:t xml:space="preserve">A-088  </w:t>
+        <w:t xml:space="preserve">A-091  </w:t>
       </w:r>
       <w:r>
         <w:t xml:space="preserve">Lern das Wort im Zusammenhang</w:t>
@@ -2706,7 +2826,7 @@
           <w:sz w:val="15"/>
           <w:szCs w:val="15"/>
         </w:rPr>
-        <w:t xml:space="preserve">A-089</w:t>
+        <w:t xml:space="preserve">A-092</w:t>
       </w:r>
     </w:p>
     <w:p>
@@ -2738,7 +2858,7 @@
           <w:sz w:val="15"/>
           <w:szCs w:val="15"/>
         </w:rPr>
-        <w:t xml:space="preserve">A-090  </w:t>
+        <w:t xml:space="preserve">A-093  </w:t>
       </w:r>
       <w:r>
         <w:t xml:space="preserve">Übe in beide Richtungen</w:t>
@@ -2755,7 +2875,7 @@
           <w:sz w:val="15"/>
           <w:szCs w:val="15"/>
         </w:rPr>
-        <w:t xml:space="preserve">A-091</w:t>
+        <w:t xml:space="preserve">A-094</w:t>
       </w:r>
     </w:p>
     <w:p>
@@ -2772,7 +2892,7 @@
           <w:sz w:val="21"/>
           <w:szCs w:val="21"/>
         </w:rPr>
-        <w:t xml:space="preserve">Erst Englisch nach Deutsch, dann Deutsch nach Englisch. Ein Wort kannst du erst richtig, wenn es in beide Richtungen klappt.</w:t>
+        <w:t xml:space="preserve">Erst Englisch nach Deutsch, dann Deutsch nach Englisch. Ein Wort kannst du erst richtig, wenn es in beide Richtungen klappt. SmartVoc hat dafür sogar einen gemischten Zufallsmodus.</w:t>
       </w:r>
     </w:p>
     <w:p>
@@ -2787,7 +2907,7 @@
           <w:sz w:val="15"/>
           <w:szCs w:val="15"/>
         </w:rPr>
-        <w:t xml:space="preserve">A-092  </w:t>
+        <w:t xml:space="preserve">A-095  </w:t>
       </w:r>
       <w:r>
         <w:t xml:space="preserve">Schlaf macht das Lernen fertig</w:t>
@@ -2804,7 +2924,7 @@
           <w:sz w:val="15"/>
           <w:szCs w:val="15"/>
         </w:rPr>
-        <w:t xml:space="preserve">A-093</w:t>
+        <w:t xml:space="preserve">A-096</w:t>
       </w:r>
     </w:p>
     <w:p>
@@ -2844,7 +2964,7 @@
           <w:sz w:val="15"/>
           <w:szCs w:val="15"/>
         </w:rPr>
-        <w:t xml:space="preserve">A-094</w:t>
+        <w:t xml:space="preserve">A-097</w:t>
       </w:r>
     </w:p>
     <w:p>
@@ -2876,7 +2996,7 @@
           <w:sz w:val="15"/>
           <w:szCs w:val="15"/>
         </w:rPr>
-        <w:t xml:space="preserve">A-095  </w:t>
+        <w:t xml:space="preserve">A-098  </w:t>
       </w:r>
       <w:r>
         <w:t xml:space="preserve">Vergessen ist kein Fehler</w:t>
@@ -2893,7 +3013,7 @@
           <w:sz w:val="15"/>
           <w:szCs w:val="15"/>
         </w:rPr>
-        <w:t xml:space="preserve">A-096</w:t>
+        <w:t xml:space="preserve">A-099</w:t>
       </w:r>
     </w:p>
     <w:p>
@@ -2924,7 +3044,7 @@
           <w:sz w:val="15"/>
           <w:szCs w:val="15"/>
         </w:rPr>
-        <w:t xml:space="preserve">A-097</w:t>
+        <w:t xml:space="preserve">A-100</w:t>
       </w:r>
       <w:r>
         <w:rPr>
@@ -2965,7 +3085,7 @@
           <w:sz w:val="15"/>
           <w:szCs w:val="15"/>
         </w:rPr>
-        <w:t xml:space="preserve">A-098</w:t>
+        <w:t xml:space="preserve">A-101</w:t>
       </w:r>
     </w:p>
     <w:p>
@@ -2996,7 +3116,7 @@
           <w:sz w:val="15"/>
           <w:szCs w:val="15"/>
         </w:rPr>
-        <w:t xml:space="preserve">A-099</w:t>
+        <w:t xml:space="preserve">A-102</w:t>
       </w:r>
     </w:p>
     <w:p>
@@ -3028,7 +3148,7 @@
           <w:sz w:val="15"/>
           <w:szCs w:val="15"/>
         </w:rPr>
-        <w:t xml:space="preserve">A-100  </w:t>
+        <w:t xml:space="preserve">A-103  </w:t>
       </w:r>
       <w:r>
         <w:t xml:space="preserve">Der beste Zeitpunkt ist kurz vor dem Vergessen</w:t>
@@ -3045,7 +3165,7 @@
           <w:sz w:val="15"/>
           <w:szCs w:val="15"/>
         </w:rPr>
-        <w:t xml:space="preserve">A-101</w:t>
+        <w:t xml:space="preserve">A-104</w:t>
       </w:r>
     </w:p>
     <w:p>
@@ -3076,7 +3196,7 @@
           <w:sz w:val="15"/>
           <w:szCs w:val="15"/>
         </w:rPr>
-        <w:t xml:space="preserve">A-102</w:t>
+        <w:t xml:space="preserve">A-105</w:t>
       </w:r>
       <w:r>
         <w:rPr>
@@ -3117,7 +3237,7 @@
           <w:sz w:val="15"/>
           <w:szCs w:val="15"/>
         </w:rPr>
-        <w:t xml:space="preserve">A-103</w:t>
+        <w:t xml:space="preserve">A-106</w:t>
       </w:r>
     </w:p>
     <w:p>
@@ -3148,7 +3268,7 @@
           <w:sz w:val="15"/>
           <w:szCs w:val="15"/>
         </w:rPr>
-        <w:t xml:space="preserve">A-104</w:t>
+        <w:t xml:space="preserve">A-107</w:t>
       </w:r>
     </w:p>
     <w:p>
@@ -3180,7 +3300,7 @@
           <w:sz w:val="15"/>
           <w:szCs w:val="15"/>
         </w:rPr>
-        <w:t xml:space="preserve">A-105  </w:t>
+        <w:t xml:space="preserve">A-108  </w:t>
       </w:r>
       <w:r>
         <w:t xml:space="preserve">Abrufen ist stärker als Nachlesen</w:t>
@@ -3197,7 +3317,7 @@
           <w:sz w:val="15"/>
           <w:szCs w:val="15"/>
         </w:rPr>
-        <w:t xml:space="preserve">A-106</w:t>
+        <w:t xml:space="preserve">A-109</w:t>
       </w:r>
     </w:p>
     <w:p>
@@ -3228,7 +3348,7 @@
           <w:sz w:val="15"/>
           <w:szCs w:val="15"/>
         </w:rPr>
-        <w:t xml:space="preserve">A-107</w:t>
+        <w:t xml:space="preserve">A-110</w:t>
       </w:r>
       <w:r>
         <w:rPr>
@@ -3269,7 +3389,7 @@
           <w:sz w:val="15"/>
           <w:szCs w:val="15"/>
         </w:rPr>
-        <w:t xml:space="preserve">A-108</w:t>
+        <w:t xml:space="preserve">A-111</w:t>
       </w:r>
     </w:p>
     <w:p>
@@ -3300,7 +3420,7 @@
           <w:sz w:val="15"/>
           <w:szCs w:val="15"/>
         </w:rPr>
-        <w:t xml:space="preserve">A-109</w:t>
+        <w:t xml:space="preserve">A-112</w:t>
       </w:r>
     </w:p>
     <w:p>
@@ -3332,7 +3452,7 @@
           <w:sz w:val="15"/>
           <w:szCs w:val="15"/>
         </w:rPr>
-        <w:t xml:space="preserve">A-110  </w:t>
+        <w:t xml:space="preserve">A-113  </w:t>
       </w:r>
       <w:r>
         <w:t xml:space="preserve">Was die App über jedes Wort weiss</w:t>
@@ -3349,7 +3469,7 @@
           <w:sz w:val="15"/>
           <w:szCs w:val="15"/>
         </w:rPr>
-        <w:t xml:space="preserve">A-111</w:t>
+        <w:t xml:space="preserve">A-114</w:t>
       </w:r>
     </w:p>
     <w:p>
@@ -3381,7 +3501,7 @@
           <w:sz w:val="15"/>
           <w:szCs w:val="15"/>
         </w:rPr>
-        <w:t xml:space="preserve">A-112</w:t>
+        <w:t xml:space="preserve">A-115</w:t>
       </w:r>
     </w:p>
     <w:p>
@@ -3414,7 +3534,7 @@
           <w:sz w:val="15"/>
           <w:szCs w:val="15"/>
         </w:rPr>
-        <w:t xml:space="preserve">A-113</w:t>
+        <w:t xml:space="preserve">A-116</w:t>
       </w:r>
     </w:p>
     <w:p>
@@ -3447,7 +3567,7 @@
           <w:sz w:val="15"/>
           <w:szCs w:val="15"/>
         </w:rPr>
-        <w:t xml:space="preserve">A-114</w:t>
+        <w:t xml:space="preserve">A-117</w:t>
       </w:r>
     </w:p>
     <w:p>
@@ -3479,7 +3599,7 @@
           <w:sz w:val="15"/>
           <w:szCs w:val="15"/>
         </w:rPr>
-        <w:t xml:space="preserve">A-115</w:t>
+        <w:t xml:space="preserve">A-118</w:t>
       </w:r>
     </w:p>
     <w:p>
@@ -3510,7 +3630,7 @@
           <w:sz w:val="15"/>
           <w:szCs w:val="15"/>
         </w:rPr>
-        <w:t xml:space="preserve">A-116</w:t>
+        <w:t xml:space="preserve">A-119</w:t>
       </w:r>
     </w:p>
     <w:p>
@@ -3542,7 +3662,7 @@
           <w:sz w:val="15"/>
           <w:szCs w:val="15"/>
         </w:rPr>
-        <w:t xml:space="preserve">A-117  </w:t>
+        <w:t xml:space="preserve">A-120  </w:t>
       </w:r>
       <w:r>
         <w:t xml:space="preserve">Warum es vor einer Prüfung anders läuft</w:t>
@@ -3559,7 +3679,7 @@
           <w:sz w:val="15"/>
           <w:szCs w:val="15"/>
         </w:rPr>
-        <w:t xml:space="preserve">A-118</w:t>
+        <w:t xml:space="preserve">A-121</w:t>
       </w:r>
     </w:p>
     <w:p>
@@ -3590,7 +3710,7 @@
           <w:sz w:val="15"/>
           <w:szCs w:val="15"/>
         </w:rPr>
-        <w:t xml:space="preserve">A-119</w:t>
+        <w:t xml:space="preserve">A-122</w:t>
       </w:r>
     </w:p>
     <w:p>
@@ -3621,7 +3741,7 @@
           <w:sz w:val="15"/>
           <w:szCs w:val="15"/>
         </w:rPr>
-        <w:t xml:space="preserve">A-120</w:t>
+        <w:t xml:space="preserve">A-123</w:t>
       </w:r>
     </w:p>
     <w:p>
@@ -3653,7 +3773,7 @@
           <w:sz w:val="15"/>
           <w:szCs w:val="15"/>
         </w:rPr>
-        <w:t xml:space="preserve">A-121  </w:t>
+        <w:t xml:space="preserve">A-124  </w:t>
       </w:r>
       <w:r>
         <w:t xml:space="preserve">Warum sich Lernen anstrengend anfühlen darf</w:t>
@@ -3670,7 +3790,7 @@
           <w:sz w:val="15"/>
           <w:szCs w:val="15"/>
         </w:rPr>
-        <w:t xml:space="preserve">A-122</w:t>
+        <w:t xml:space="preserve">A-125</w:t>
       </w:r>
     </w:p>
     <w:p>
@@ -3701,7 +3821,7 @@
           <w:sz w:val="15"/>
           <w:szCs w:val="15"/>
         </w:rPr>
-        <w:t xml:space="preserve">A-123</w:t>
+        <w:t xml:space="preserve">A-126</w:t>
       </w:r>
     </w:p>
     <w:p>
@@ -3732,7 +3852,7 @@
           <w:sz w:val="15"/>
           <w:szCs w:val="15"/>
         </w:rPr>
-        <w:t xml:space="preserve">A-124</w:t>
+        <w:t xml:space="preserve">A-127</w:t>
       </w:r>
     </w:p>
     <w:p>
@@ -3763,7 +3883,7 @@
           <w:sz w:val="15"/>
           <w:szCs w:val="15"/>
         </w:rPr>
-        <w:t xml:space="preserve">A-125</w:t>
+        <w:t xml:space="preserve">A-128</w:t>
       </w:r>
     </w:p>
     <w:p>
@@ -3795,7 +3915,7 @@
           <w:sz w:val="15"/>
           <w:szCs w:val="15"/>
         </w:rPr>
-        <w:t xml:space="preserve">A-126  </w:t>
+        <w:t xml:space="preserve">A-129  </w:t>
       </w:r>
       <w:r>
         <w:t xml:space="preserve">Was die Zahlen bedeuten, die du siehst</w:t>
@@ -3812,7 +3932,7 @@
           <w:sz w:val="15"/>
           <w:szCs w:val="15"/>
         </w:rPr>
-        <w:t xml:space="preserve">A-127</w:t>
+        <w:t xml:space="preserve">A-130</w:t>
       </w:r>
     </w:p>
     <w:p>
@@ -3843,7 +3963,7 @@
           <w:sz w:val="15"/>
           <w:szCs w:val="15"/>
         </w:rPr>
-        <w:t xml:space="preserve">A-128</w:t>
+        <w:t xml:space="preserve">A-131</w:t>
       </w:r>
     </w:p>
     <w:p>
@@ -3874,7 +3994,7 @@
           <w:sz w:val="15"/>
           <w:szCs w:val="15"/>
         </w:rPr>
-        <w:t xml:space="preserve">A-129</w:t>
+        <w:t xml:space="preserve">A-132</w:t>
       </w:r>
     </w:p>
     <w:p>
@@ -3906,7 +4026,7 @@
           <w:sz w:val="15"/>
           <w:szCs w:val="15"/>
         </w:rPr>
-        <w:t xml:space="preserve">A-130  </w:t>
+        <w:t xml:space="preserve">A-133  </w:t>
       </w:r>
       <w:r>
         <w:t xml:space="preserve">Was du selbst in der Hand hast</w:t>
@@ -3924,7 +4044,7 @@
           <w:sz w:val="15"/>
           <w:szCs w:val="15"/>
         </w:rPr>
-        <w:t xml:space="preserve">A-131</w:t>
+        <w:t xml:space="preserve">A-134</w:t>
       </w:r>
     </w:p>
     <w:p>
@@ -3957,7 +4077,7 @@
           <w:sz w:val="15"/>
           <w:szCs w:val="15"/>
         </w:rPr>
-        <w:t xml:space="preserve">A-132</w:t>
+        <w:t xml:space="preserve">A-135</w:t>
       </w:r>
     </w:p>
     <w:p>
@@ -3990,7 +4110,7 @@
           <w:sz w:val="15"/>
           <w:szCs w:val="15"/>
         </w:rPr>
-        <w:t xml:space="preserve">A-133</w:t>
+        <w:t xml:space="preserve">A-136</w:t>
       </w:r>
     </w:p>
     <w:p>
@@ -4023,7 +4143,7 @@
           <w:sz w:val="15"/>
           <w:szCs w:val="15"/>
         </w:rPr>
-        <w:t xml:space="preserve">A-134  </w:t>
+        <w:t xml:space="preserve">A-137  </w:t>
       </w:r>
       <w:r>
         <w:t xml:space="preserve">Zum Weiterlesen</w:t>
@@ -4041,7 +4161,7 @@
           <w:sz w:val="15"/>
           <w:szCs w:val="15"/>
         </w:rPr>
-        <w:t xml:space="preserve">A-135</w:t>
+        <w:t xml:space="preserve">A-138</w:t>
       </w:r>
     </w:p>
     <w:p>
@@ -4074,7 +4194,7 @@
           <w:sz w:val="15"/>
           <w:szCs w:val="15"/>
         </w:rPr>
-        <w:t xml:space="preserve">A-136</w:t>
+        <w:t xml:space="preserve">A-139</w:t>
       </w:r>
     </w:p>
     <w:p>
@@ -4107,7 +4227,7 @@
           <w:sz w:val="15"/>
           <w:szCs w:val="15"/>
         </w:rPr>
-        <w:t xml:space="preserve">A-137</w:t>
+        <w:t xml:space="preserve">A-140</w:t>
       </w:r>
     </w:p>
     <w:p>
@@ -4140,7 +4260,7 @@
           <w:sz w:val="15"/>
           <w:szCs w:val="15"/>
         </w:rPr>
-        <w:t xml:space="preserve">A-138</w:t>
+        <w:t xml:space="preserve">A-141</w:t>
       </w:r>
     </w:p>
     <w:p>
@@ -4181,7 +4301,7 @@
           <w:sz w:val="15"/>
           <w:szCs w:val="15"/>
         </w:rPr>
-        <w:t xml:space="preserve">A-139</w:t>
+        <w:t xml:space="preserve">A-142</w:t>
       </w:r>
     </w:p>
     <w:p>
@@ -4221,7 +4341,7 @@
           <w:sz w:val="15"/>
           <w:szCs w:val="15"/>
         </w:rPr>
-        <w:t xml:space="preserve">A-140</w:t>
+        <w:t xml:space="preserve">A-143</w:t>
       </w:r>
     </w:p>
     <w:p>
@@ -4252,7 +4372,7 @@
           <w:sz w:val="15"/>
           <w:szCs w:val="15"/>
         </w:rPr>
-        <w:t xml:space="preserve">A-141</w:t>
+        <w:t xml:space="preserve">A-144</w:t>
       </w:r>
     </w:p>
     <w:p>
@@ -4283,7 +4403,7 @@
           <w:sz w:val="15"/>
           <w:szCs w:val="15"/>
         </w:rPr>
-        <w:t xml:space="preserve">A-142</w:t>
+        <w:t xml:space="preserve">A-145</w:t>
       </w:r>
     </w:p>
     <w:p>
@@ -4314,7 +4434,7 @@
           <w:sz w:val="15"/>
           <w:szCs w:val="15"/>
         </w:rPr>
-        <w:t xml:space="preserve">A-143</w:t>
+        <w:t xml:space="preserve">A-146</w:t>
       </w:r>
     </w:p>
     <w:p>
@@ -4345,7 +4465,7 @@
           <w:sz w:val="15"/>
           <w:szCs w:val="15"/>
         </w:rPr>
-        <w:t xml:space="preserve">A-144</w:t>
+        <w:t xml:space="preserve">A-147</w:t>
       </w:r>
     </w:p>
     <w:p>
@@ -4376,7 +4496,7 @@
           <w:sz w:val="15"/>
           <w:szCs w:val="15"/>
         </w:rPr>
-        <w:t xml:space="preserve">A-145</w:t>
+        <w:t xml:space="preserve">A-148</w:t>
       </w:r>
     </w:p>
     <w:p>
@@ -4407,7 +4527,7 @@
           <w:sz w:val="15"/>
           <w:szCs w:val="15"/>
         </w:rPr>
-        <w:t xml:space="preserve">A-146</w:t>
+        <w:t xml:space="preserve">A-149</w:t>
       </w:r>
     </w:p>
     <w:p>
@@ -4438,7 +4558,7 @@
           <w:sz w:val="15"/>
           <w:szCs w:val="15"/>
         </w:rPr>
-        <w:t xml:space="preserve">A-147</w:t>
+        <w:t xml:space="preserve">A-150</w:t>
       </w:r>
     </w:p>
     <w:p>
@@ -4469,7 +4589,7 @@
           <w:sz w:val="15"/>
           <w:szCs w:val="15"/>
         </w:rPr>
-        <w:t xml:space="preserve">A-148</w:t>
+        <w:t xml:space="preserve">A-151</w:t>
       </w:r>
     </w:p>
     <w:p>
@@ -4500,7 +4620,7 @@
           <w:sz w:val="15"/>
           <w:szCs w:val="15"/>
         </w:rPr>
-        <w:t xml:space="preserve">A-149</w:t>
+        <w:t xml:space="preserve">A-152</w:t>
       </w:r>
     </w:p>
     <w:p>
@@ -4531,7 +4651,7 @@
           <w:sz w:val="15"/>
           <w:szCs w:val="15"/>
         </w:rPr>
-        <w:t xml:space="preserve">A-150</w:t>
+        <w:t xml:space="preserve">A-153</w:t>
       </w:r>
     </w:p>
     <w:p>
@@ -4562,7 +4682,7 @@
           <w:sz w:val="15"/>
           <w:szCs w:val="15"/>
         </w:rPr>
-        <w:t xml:space="preserve">A-151</w:t>
+        <w:t xml:space="preserve">A-154</w:t>
       </w:r>
     </w:p>
     <w:p>
@@ -4593,7 +4713,7 @@
           <w:sz w:val="15"/>
           <w:szCs w:val="15"/>
         </w:rPr>
-        <w:t xml:space="preserve">A-152</w:t>
+        <w:t xml:space="preserve">A-155</w:t>
       </w:r>
     </w:p>
     <w:p>
@@ -4624,7 +4744,7 @@
           <w:sz w:val="15"/>
           <w:szCs w:val="15"/>
         </w:rPr>
-        <w:t xml:space="preserve">A-153</w:t>
+        <w:t xml:space="preserve">A-156</w:t>
       </w:r>
     </w:p>
     <w:p>
@@ -4655,7 +4775,7 @@
           <w:sz w:val="15"/>
           <w:szCs w:val="15"/>
         </w:rPr>
-        <w:t xml:space="preserve">A-154</w:t>
+        <w:t xml:space="preserve">A-157</w:t>
       </w:r>
     </w:p>
     <w:p>
@@ -4686,7 +4806,7 @@
           <w:sz w:val="15"/>
           <w:szCs w:val="15"/>
         </w:rPr>
-        <w:t xml:space="preserve">A-155</w:t>
+        <w:t xml:space="preserve">A-158</w:t>
       </w:r>
     </w:p>
     <w:p>
@@ -4726,7 +4846,7 @@
           <w:sz w:val="15"/>
           <w:szCs w:val="15"/>
         </w:rPr>
-        <w:t xml:space="preserve">A-156</w:t>
+        <w:t xml:space="preserve">A-159</w:t>
       </w:r>
     </w:p>
     <w:p>
@@ -4757,7 +4877,7 @@
           <w:sz w:val="15"/>
           <w:szCs w:val="15"/>
         </w:rPr>
-        <w:t xml:space="preserve">A-157</w:t>
+        <w:t xml:space="preserve">A-160</w:t>
       </w:r>
     </w:p>
     <w:p>
@@ -4774,7 +4894,7 @@
           <w:sz w:val="21"/>
           <w:szCs w:val="21"/>
         </w:rPr>
-        <w:t xml:space="preserve">Martin KellernSchweiz</w:t>
+        <w:t xml:space="preserve">Martin Keller, Schweiz</w:t>
       </w:r>
     </w:p>
     <w:p>
@@ -4788,7 +4908,7 @@
           <w:sz w:val="15"/>
           <w:szCs w:val="15"/>
         </w:rPr>
-        <w:t xml:space="preserve">A-158</w:t>
+        <w:t xml:space="preserve">A-161</w:t>
       </w:r>
     </w:p>
     <w:p>
@@ -4819,7 +4939,7 @@
           <w:sz w:val="15"/>
           <w:szCs w:val="15"/>
         </w:rPr>
-        <w:t xml:space="preserve">A-159</w:t>
+        <w:t xml:space="preserve">A-162</w:t>
       </w:r>
     </w:p>
     <w:p>
@@ -4850,7 +4970,7 @@
           <w:sz w:val="15"/>
           <w:szCs w:val="15"/>
         </w:rPr>
-        <w:t xml:space="preserve">A-160</w:t>
+        <w:t xml:space="preserve">A-163</w:t>
       </w:r>
     </w:p>
     <w:p>
@@ -4881,7 +5001,7 @@
           <w:sz w:val="15"/>
           <w:szCs w:val="15"/>
         </w:rPr>
-        <w:t xml:space="preserve">A-161</w:t>
+        <w:t xml:space="preserve">A-164</w:t>
       </w:r>
     </w:p>
     <w:p>
@@ -4912,7 +5032,7 @@
           <w:sz w:val="15"/>
           <w:szCs w:val="15"/>
         </w:rPr>
-        <w:t xml:space="preserve">A-162</w:t>
+        <w:t xml:space="preserve">A-165</w:t>
       </w:r>
     </w:p>
     <w:p>
@@ -4943,7 +5063,7 @@
           <w:sz w:val="15"/>
           <w:szCs w:val="15"/>
         </w:rPr>
-        <w:t xml:space="preserve">A-163</w:t>
+        <w:t xml:space="preserve">A-166</w:t>
       </w:r>
     </w:p>
     <w:p>
@@ -5375,7 +5495,7 @@
                 <w:sz w:val="21"/>
                 <w:szCs w:val="21"/>
               </w:rPr>
-              <w:t xml:space="preserve">{n} Wort kommt später zur Wiederholung zurück, das ist so gedacht</w:t>
+              <w:t xml:space="preserve">{n} Wort kommt später zur Wiederholung zurück</w:t>
             </w:r>
           </w:p>
         </w:tc>
@@ -5426,7 +5546,7 @@
                 <w:sz w:val="21"/>
                 <w:szCs w:val="21"/>
               </w:rPr>
-              <w:t xml:space="preserve">{n} Wörter kommen später zur Wiederholung zurück, das ist so gedacht</w:t>
+              <w:t xml:space="preserve">{n} Wörter kommen später zur Wiederholung zurück</w:t>
             </w:r>
           </w:p>
         </w:tc>
@@ -6089,7 +6209,7 @@
                 <w:sz w:val="21"/>
                 <w:szCs w:val="21"/>
               </w:rPr>
-              <w:t xml:space="preserve">Die sitzen noch, aber es wäre bald wieder Zeit zum Auffrischen, damit sie sicher bleiben.</w:t>
+              <w:t xml:space="preserve">Die sitzen noch, aber es wäre bald wieder Zeit zum Auffrischen, damit du sie nicht wieder vergisst.</w:t>
             </w:r>
           </w:p>
         </w:tc>
@@ -6191,7 +6311,7 @@
                 <w:sz w:val="21"/>
                 <w:szCs w:val="21"/>
               </w:rPr>
-              <w:t xml:space="preserve">Die Wörter, die du heute üben solltest — die App mischt Fälliges und Neues sinnvoll zusammen.</w:t>
+              <w:t xml:space="preserve">Die Wörter, die du heute üben solltest — die App mischt fällige und neue Wörter sinnvoll zusammen.</w:t>
             </w:r>
           </w:p>
         </w:tc>
@@ -6395,7 +6515,7 @@
                 <w:sz w:val="21"/>
                 <w:szCs w:val="21"/>
               </w:rPr>
-              <w:t xml:space="preserve">Du hast alle Karten dieser Auswahl angesehen. Durchblättern zählt für nichts: kein Lernstand, keine Statistik.</w:t>
+              <w:t xml:space="preserve">Du hast alle Karten dieser Auswahl angesehen. Versuche jetzt, sie durch einen anderen Lernmodus aktiv abzufragen.</w:t>
             </w:r>
           </w:p>
         </w:tc>
@@ -7160,7 +7280,7 @@
                 <w:sz w:val="21"/>
                 <w:szCs w:val="21"/>
               </w:rPr>
-              <w:t xml:space="preserve">In dieser Auswahl ist gerade nichts dran. Wähle oben eine andere Wortliste oder einen Schnellzugriff. Oder komm später wieder.</w:t>
+              <w:t xml:space="preserve">In dieser Auswahl ist gerade nichts dran. Wähle oben eine andere Wortliste oder komme später wieder.</w:t>
             </w:r>
           </w:p>
         </w:tc>
@@ -10063,6 +10183,57 @@
                 <w:sz w:val="21"/>
                 <w:szCs w:val="21"/>
               </w:rPr>
+              <w:t xml:space="preserve">Du kannst einer Wortliste unter „Wortlisten“ ein Zieldatum geben, dann erscheint sie hier.</w:t>
+            </w:r>
+          </w:p>
+        </w:tc>
+      </w:tr>
+      <w:tr>
+        <w:tc>
+          <w:tcPr>
+            <w:tcW w:type="dxa" w:w="1120"/>
+            <w:tcMar>
+              <w:top w:type="dxa" w:w="60"/>
+              <w:left w:type="dxa" w:w="90"/>
+              <w:bottom w:type="dxa" w:w="60"/>
+              <w:right w:type="dxa" w:w="90"/>
+            </w:tcMar>
+          </w:tcPr>
+          <w:p>
+            <w:pPr>
+              <w:spacing w:after="0"/>
+            </w:pPr>
+            <w:r>
+              <w:rPr>
+                <w:rFonts w:ascii="Consolas" w:cs="Consolas" w:eastAsia="Consolas" w:hAnsi="Consolas"/>
+                <w:color w:val="9A958B"/>
+                <w:sz w:val="15"/>
+                <w:szCs w:val="15"/>
+              </w:rPr>
+              <w:t xml:space="preserve">B-097</w:t>
+            </w:r>
+          </w:p>
+        </w:tc>
+        <w:tc>
+          <w:tcPr>
+            <w:tcW w:type="dxa" w:w="7880"/>
+            <w:tcMar>
+              <w:top w:type="dxa" w:w="60"/>
+              <w:left w:type="dxa" w:w="90"/>
+              <w:bottom w:type="dxa" w:w="60"/>
+              <w:right w:type="dxa" w:w="90"/>
+            </w:tcMar>
+          </w:tcPr>
+          <w:p>
+            <w:pPr>
+              <w:spacing w:after="0" w:before="0"/>
+            </w:pPr>
+            <w:r>
+              <w:rPr>
+                <w:rFonts w:ascii="Calibri" w:cs="Calibri" w:eastAsia="Calibri" w:hAnsi="Calibri"/>
+                <w:sz w:val="21"/>
+                <w:szCs w:val="21"/>
+              </w:rPr>
               <w:t xml:space="preserve">Gemeinsam üben</w:t>
             </w:r>
           </w:p>
@@ -10090,57 +10261,6 @@
                 <w:sz w:val="15"/>
                 <w:szCs w:val="15"/>
               </w:rPr>
-              <w:t xml:space="preserve">B-097</w:t>
-            </w:r>
-          </w:p>
-        </w:tc>
-        <w:tc>
-          <w:tcPr>
-            <w:tcW w:type="dxa" w:w="7880"/>
-            <w:tcMar>
-              <w:top w:type="dxa" w:w="60"/>
-              <w:left w:type="dxa" w:w="90"/>
-              <w:bottom w:type="dxa" w:w="60"/>
-              <w:right w:type="dxa" w:w="90"/>
-            </w:tcMar>
-          </w:tcPr>
-          <w:p>
-            <w:pPr>
-              <w:spacing w:after="0" w:before="0"/>
-            </w:pPr>
-            <w:r>
-              <w:rPr>
-                <w:rFonts w:ascii="Calibri" w:cs="Calibri" w:eastAsia="Calibri" w:hAnsi="Calibri"/>
-                <w:sz w:val="21"/>
-                <w:szCs w:val="21"/>
-              </w:rPr>
-              <w:t xml:space="preserve">Gib einer Wortliste unter „Wortlisten“ ein Zieldatum, dann erscheint sie hier.</w:t>
-            </w:r>
-          </w:p>
-        </w:tc>
-      </w:tr>
-      <w:tr>
-        <w:tc>
-          <w:tcPr>
-            <w:tcW w:type="dxa" w:w="1120"/>
-            <w:tcMar>
-              <w:top w:type="dxa" w:w="60"/>
-              <w:left w:type="dxa" w:w="90"/>
-              <w:bottom w:type="dxa" w:w="60"/>
-              <w:right w:type="dxa" w:w="90"/>
-            </w:tcMar>
-          </w:tcPr>
-          <w:p>
-            <w:pPr>
-              <w:spacing w:after="0"/>
-            </w:pPr>
-            <w:r>
-              <w:rPr>
-                <w:rFonts w:ascii="Consolas" w:cs="Consolas" w:eastAsia="Consolas" w:hAnsi="Consolas"/>
-                <w:color w:val="9A958B"/>
-                <w:sz w:val="15"/>
-                <w:szCs w:val="15"/>
-              </w:rPr>
               <w:t xml:space="preserve">B-098</w:t>
             </w:r>
           </w:p>
@@ -10675,7 +10795,7 @@
                 <w:sz w:val="21"/>
                 <w:szCs w:val="21"/>
               </w:rPr>
-              <w:t xml:space="preserve">Voriger Monat</w:t>
+              <w:t xml:space="preserve">Vorangegangener Monat</w:t>
             </w:r>
           </w:p>
         </w:tc>
@@ -11436,7 +11556,7 @@
                 <w:sz w:val="21"/>
                 <w:szCs w:val="21"/>
               </w:rPr>
-              <w:t xml:space="preserve">abtippen, einfügen oder von einer KI abschreiben lassen</w:t>
+              <w:t xml:space="preserve">abtippen, einfügen oder von einer KI über Texterkennung erstellen lassen</w:t>
             </w:r>
           </w:p>
         </w:tc>
@@ -14292,7 +14412,7 @@
                 <w:sz w:val="21"/>
                 <w:szCs w:val="21"/>
               </w:rPr>
-              <w:t xml:space="preserve">Meist der Tag der Prüfung. Je näher er rückt, desto häufiger kommen die Wörter dieser Liste. Ohne Datum läuft die Liste nebenher.</w:t>
+              <w:t xml:space="preserve">Meist der Tag der Prüfung. Je näher er rückt, desto häufiger kommen die Wörter dieser Liste. Ohne Datum wird die Liste normal abgefragt.</w:t>
             </w:r>
           </w:p>
         </w:tc>
@@ -15108,7 +15228,7 @@
                 <w:sz w:val="21"/>
                 <w:szCs w:val="21"/>
               </w:rPr>
-              <w:t xml:space="preserve">Teilen fehlgeschlagen — bist du angemeldet?</w:t>
+              <w:t xml:space="preserve">Teilen fehlgeschlagen. Bist du angemeldet?</w:t>
             </w:r>
           </w:p>
         </w:tc>
@@ -17450,6 +17570,57 @@
                 <w:sz w:val="21"/>
                 <w:szCs w:val="21"/>
               </w:rPr>
+              <w:t xml:space="preserve">Bei 90 Prozent plant die App so, dass du von zehn wiederkehrenden Wörtern etwa neun noch weisst. Ein höheres Ziel verkürzt die Abstände: mehr Karten pro Tag, dafür vergisst du weniger. Ein tieferes Ziel verlängert sie: weniger Karten, dafür rutscht mehr weg. Einstellbar unter „Lernintensität“.</w:t>
+            </w:r>
+          </w:p>
+        </w:tc>
+      </w:tr>
+      <w:tr>
+        <w:tc>
+          <w:tcPr>
+            <w:tcW w:type="dxa" w:w="1120"/>
+            <w:tcMar>
+              <w:top w:type="dxa" w:w="60"/>
+              <w:left w:type="dxa" w:w="90"/>
+              <w:bottom w:type="dxa" w:w="60"/>
+              <w:right w:type="dxa" w:w="90"/>
+            </w:tcMar>
+          </w:tcPr>
+          <w:p>
+            <w:pPr>
+              <w:spacing w:after="0"/>
+            </w:pPr>
+            <w:r>
+              <w:rPr>
+                <w:rFonts w:ascii="Consolas" w:cs="Consolas" w:eastAsia="Consolas" w:hAnsi="Consolas"/>
+                <w:color w:val="9A958B"/>
+                <w:sz w:val="15"/>
+                <w:szCs w:val="15"/>
+              </w:rPr>
+              <w:t xml:space="preserve">B-238</w:t>
+            </w:r>
+          </w:p>
+        </w:tc>
+        <w:tc>
+          <w:tcPr>
+            <w:tcW w:type="dxa" w:w="7880"/>
+            <w:tcMar>
+              <w:top w:type="dxa" w:w="60"/>
+              <w:left w:type="dxa" w:w="90"/>
+              <w:bottom w:type="dxa" w:w="60"/>
+              <w:right w:type="dxa" w:w="90"/>
+            </w:tcMar>
+          </w:tcPr>
+          <w:p>
+            <w:pPr>
+              <w:spacing w:after="0" w:before="0"/>
+            </w:pPr>
+            <w:r>
+              <w:rPr>
+                <w:rFonts w:ascii="Calibri" w:cs="Calibri" w:eastAsia="Calibri" w:hAnsi="Calibri"/>
+                <w:sz w:val="21"/>
+                <w:szCs w:val="21"/>
+              </w:rPr>
               <w:t xml:space="preserve">Bis ein Wort sitzt</w:t>
             </w:r>
           </w:p>
@@ -17477,7 +17648,7 @@
                 <w:sz w:val="15"/>
                 <w:szCs w:val="15"/>
               </w:rPr>
-              <w:t xml:space="preserve">B-238</w:t>
+              <w:t xml:space="preserve">B-239</w:t>
             </w:r>
           </w:p>
         </w:tc>
@@ -17528,7 +17699,7 @@
                 <w:sz w:val="15"/>
                 <w:szCs w:val="15"/>
               </w:rPr>
-              <w:t xml:space="preserve">B-239</w:t>
+              <w:t xml:space="preserve">B-240</w:t>
             </w:r>
           </w:p>
         </w:tc>
@@ -17579,7 +17750,7 @@
                 <w:sz w:val="15"/>
                 <w:szCs w:val="15"/>
               </w:rPr>
-              <w:t xml:space="preserve">B-240</w:t>
+              <w:t xml:space="preserve">B-241</w:t>
             </w:r>
           </w:p>
         </w:tc>
@@ -17630,57 +17801,6 @@
                 <w:sz w:val="15"/>
                 <w:szCs w:val="15"/>
               </w:rPr>
-              <w:t xml:space="preserve">B-241</w:t>
-            </w:r>
-          </w:p>
-        </w:tc>
-        <w:tc>
-          <w:tcPr>
-            <w:tcW w:type="dxa" w:w="7880"/>
-            <w:tcMar>
-              <w:top w:type="dxa" w:w="60"/>
-              <w:left w:type="dxa" w:w="90"/>
-              <w:bottom w:type="dxa" w:w="60"/>
-              <w:right w:type="dxa" w:w="90"/>
-            </w:tcMar>
-          </w:tcPr>
-          <w:p>
-            <w:pPr>
-              <w:spacing w:after="0" w:before="0"/>
-            </w:pPr>
-            <w:r>
-              <w:rPr>
-                <w:rFonts w:ascii="Calibri" w:cs="Calibri" w:eastAsia="Calibri" w:hAnsi="Calibri"/>
-                <w:sz w:val="21"/>
-                <w:szCs w:val="21"/>
-              </w:rPr>
-              <w:t xml:space="preserve">Die Haltedauer ist die Zahl der Tage, die ein Wort nach der letzten richtigen Antwort noch sitzt. Danach fragt die App es wieder. Mit jeder richtigen Antwort wächst sie. Das ist die Vergessenskurve, die flacher wird. Kurz heisst nicht schlecht: jedes neue Wort fängt bei einem Tag an.</w:t>
-            </w:r>
-          </w:p>
-        </w:tc>
-      </w:tr>
-      <w:tr>
-        <w:tc>
-          <w:tcPr>
-            <w:tcW w:type="dxa" w:w="1120"/>
-            <w:tcMar>
-              <w:top w:type="dxa" w:w="60"/>
-              <w:left w:type="dxa" w:w="90"/>
-              <w:bottom w:type="dxa" w:w="60"/>
-              <w:right w:type="dxa" w:w="90"/>
-            </w:tcMar>
-          </w:tcPr>
-          <w:p>
-            <w:pPr>
-              <w:spacing w:after="0"/>
-            </w:pPr>
-            <w:r>
-              <w:rPr>
-                <w:rFonts w:ascii="Consolas" w:cs="Consolas" w:eastAsia="Consolas" w:hAnsi="Consolas"/>
-                <w:color w:val="9A958B"/>
-                <w:sz w:val="15"/>
-                <w:szCs w:val="15"/>
-              </w:rPr>
               <w:t xml:space="preserve">B-242</w:t>
             </w:r>
           </w:p>
@@ -17705,6 +17825,57 @@
                 <w:sz w:val="21"/>
                 <w:szCs w:val="21"/>
               </w:rPr>
+              <w:t xml:space="preserve">Die Haltedauer ist die Zahl der Tage, die ein Wort nach der letzten richtigen Antwort statistisch gesehen noch sitzt. Danach fragt die App es wieder. Mit jeder richtigen Antwort wächst sie. Das ist die Vergessenskurve, die flacher wird. Kurz heisst nicht schlecht: jedes neue Wort fängt bei einem Tag an.</w:t>
+            </w:r>
+          </w:p>
+        </w:tc>
+      </w:tr>
+      <w:tr>
+        <w:tc>
+          <w:tcPr>
+            <w:tcW w:type="dxa" w:w="1120"/>
+            <w:tcMar>
+              <w:top w:type="dxa" w:w="60"/>
+              <w:left w:type="dxa" w:w="90"/>
+              <w:bottom w:type="dxa" w:w="60"/>
+              <w:right w:type="dxa" w:w="90"/>
+            </w:tcMar>
+          </w:tcPr>
+          <w:p>
+            <w:pPr>
+              <w:spacing w:after="0"/>
+            </w:pPr>
+            <w:r>
+              <w:rPr>
+                <w:rFonts w:ascii="Consolas" w:cs="Consolas" w:eastAsia="Consolas" w:hAnsi="Consolas"/>
+                <w:color w:val="9A958B"/>
+                <w:sz w:val="15"/>
+                <w:szCs w:val="15"/>
+              </w:rPr>
+              <w:t xml:space="preserve">B-243</w:t>
+            </w:r>
+          </w:p>
+        </w:tc>
+        <w:tc>
+          <w:tcPr>
+            <w:tcW w:type="dxa" w:w="7880"/>
+            <w:tcMar>
+              <w:top w:type="dxa" w:w="60"/>
+              <w:left w:type="dxa" w:w="90"/>
+              <w:bottom w:type="dxa" w:w="60"/>
+              <w:right w:type="dxa" w:w="90"/>
+            </w:tcMar>
+          </w:tcPr>
+          <w:p>
+            <w:pPr>
+              <w:spacing w:after="0" w:before="0"/>
+            </w:pPr>
+            <w:r>
+              <w:rPr>
+                <w:rFonts w:ascii="Calibri" w:cs="Calibri" w:eastAsia="Calibri" w:hAnsi="Calibri"/>
+                <w:sz w:val="21"/>
+                <w:szCs w:val="21"/>
+              </w:rPr>
               <w:t xml:space="preserve">Diese Wörter konntest du schon und hast sie danach wieder vergessen. Mehr Wiederholung hilft hier weniger als eine Eselsbrücke.</w:t>
             </w:r>
           </w:p>
@@ -17732,7 +17903,7 @@
                 <w:sz w:val="15"/>
                 <w:szCs w:val="15"/>
               </w:rPr>
-              <w:t xml:space="preserve">B-243</w:t>
+              <w:t xml:space="preserve">B-244</w:t>
             </w:r>
           </w:p>
         </w:tc>
@@ -17783,7 +17954,7 @@
                 <w:sz w:val="15"/>
                 <w:szCs w:val="15"/>
               </w:rPr>
-              <w:t xml:space="preserve">B-244</w:t>
+              <w:t xml:space="preserve">B-245</w:t>
             </w:r>
           </w:p>
         </w:tc>
@@ -17834,7 +18005,7 @@
                 <w:sz w:val="15"/>
                 <w:szCs w:val="15"/>
               </w:rPr>
-              <w:t xml:space="preserve">B-245</w:t>
+              <w:t xml:space="preserve">B-246</w:t>
             </w:r>
           </w:p>
         </w:tc>
@@ -17885,7 +18056,7 @@
                 <w:sz w:val="15"/>
                 <w:szCs w:val="15"/>
               </w:rPr>
-              <w:t xml:space="preserve">B-246</w:t>
+              <w:t xml:space="preserve">B-247</w:t>
             </w:r>
           </w:p>
         </w:tc>
@@ -17936,7 +18107,7 @@
                 <w:sz w:val="15"/>
                 <w:szCs w:val="15"/>
               </w:rPr>
-              <w:t xml:space="preserve">B-247</w:t>
+              <w:t xml:space="preserve">B-248</w:t>
             </w:r>
           </w:p>
         </w:tc>
@@ -17987,7 +18158,7 @@
                 <w:sz w:val="15"/>
                 <w:szCs w:val="15"/>
               </w:rPr>
-              <w:t xml:space="preserve">B-248</w:t>
+              <w:t xml:space="preserve">B-249</w:t>
             </w:r>
           </w:p>
         </w:tc>
@@ -18038,7 +18209,7 @@
                 <w:sz w:val="15"/>
                 <w:szCs w:val="15"/>
               </w:rPr>
-              <w:t xml:space="preserve">B-249</w:t>
+              <w:t xml:space="preserve">B-250</w:t>
             </w:r>
           </w:p>
         </w:tc>
@@ -18089,7 +18260,7 @@
                 <w:sz w:val="15"/>
                 <w:szCs w:val="15"/>
               </w:rPr>
-              <w:t xml:space="preserve">B-250</w:t>
+              <w:t xml:space="preserve">B-251</w:t>
             </w:r>
           </w:p>
         </w:tc>
@@ -18140,57 +18311,6 @@
                 <w:sz w:val="15"/>
                 <w:szCs w:val="15"/>
               </w:rPr>
-              <w:t xml:space="preserve">B-251</w:t>
-            </w:r>
-          </w:p>
-        </w:tc>
-        <w:tc>
-          <w:tcPr>
-            <w:tcW w:type="dxa" w:w="7880"/>
-            <w:tcMar>
-              <w:top w:type="dxa" w:w="60"/>
-              <w:left w:type="dxa" w:w="90"/>
-              <w:bottom w:type="dxa" w:w="60"/>
-              <w:right w:type="dxa" w:w="90"/>
-            </w:tcMar>
-          </w:tcPr>
-          <w:p>
-            <w:pPr>
-              <w:spacing w:after="0" w:before="0"/>
-            </w:pPr>
-            <w:r>
-              <w:rPr>
-                <w:rFonts w:ascii="Calibri" w:cs="Calibri" w:eastAsia="Calibri" w:hAnsi="Calibri"/>
-                <w:sz w:val="21"/>
-                <w:szCs w:val="21"/>
-              </w:rPr>
-              <w:t xml:space="preserve">Gezählt wird vom ersten Mal, das du ein Wort gesehen hast, bis zu dem Tag, an dem es zum ersten Mal sass. Zwei Achsen für dieselbe Sache: die Versuche in der Übersicht sagen, wie viel Arbeit es war, die Tage hier, wie viel Geduld. Erst danach ist die Frage sinnvoll, wie lange ein Wort dann hält.</w:t>
-            </w:r>
-          </w:p>
-        </w:tc>
-      </w:tr>
-      <w:tr>
-        <w:tc>
-          <w:tcPr>
-            <w:tcW w:type="dxa" w:w="1120"/>
-            <w:tcMar>
-              <w:top w:type="dxa" w:w="60"/>
-              <w:left w:type="dxa" w:w="90"/>
-              <w:bottom w:type="dxa" w:w="60"/>
-              <w:right w:type="dxa" w:w="90"/>
-            </w:tcMar>
-          </w:tcPr>
-          <w:p>
-            <w:pPr>
-              <w:spacing w:after="0"/>
-            </w:pPr>
-            <w:r>
-              <w:rPr>
-                <w:rFonts w:ascii="Consolas" w:cs="Consolas" w:eastAsia="Consolas" w:hAnsi="Consolas"/>
-                <w:color w:val="9A958B"/>
-                <w:sz w:val="15"/>
-                <w:szCs w:val="15"/>
-              </w:rPr>
               <w:t xml:space="preserve">B-252</w:t>
             </w:r>
           </w:p>
@@ -18215,6 +18335,57 @@
                 <w:sz w:val="21"/>
                 <w:szCs w:val="21"/>
               </w:rPr>
+              <w:t xml:space="preserve">Gezählt wird vom ersten Mal, als du ein Wort gesehen hast, bis zu dem Tag, an dem es zum ersten Mal sass. Zwei Achsen für dieselbe Sache: die Versuche in der Übersicht sagen, wie viel Arbeit es war, bis zur ersten Beherrschung des Wortes. Erst danach ist die Frage sinnvoll, wie lange ein Wort dann hält.</w:t>
+            </w:r>
+          </w:p>
+        </w:tc>
+      </w:tr>
+      <w:tr>
+        <w:tc>
+          <w:tcPr>
+            <w:tcW w:type="dxa" w:w="1120"/>
+            <w:tcMar>
+              <w:top w:type="dxa" w:w="60"/>
+              <w:left w:type="dxa" w:w="90"/>
+              <w:bottom w:type="dxa" w:w="60"/>
+              <w:right w:type="dxa" w:w="90"/>
+            </w:tcMar>
+          </w:tcPr>
+          <w:p>
+            <w:pPr>
+              <w:spacing w:after="0"/>
+            </w:pPr>
+            <w:r>
+              <w:rPr>
+                <w:rFonts w:ascii="Consolas" w:cs="Consolas" w:eastAsia="Consolas" w:hAnsi="Consolas"/>
+                <w:color w:val="9A958B"/>
+                <w:sz w:val="15"/>
+                <w:szCs w:val="15"/>
+              </w:rPr>
+              <w:t xml:space="preserve">B-253</w:t>
+            </w:r>
+          </w:p>
+        </w:tc>
+        <w:tc>
+          <w:tcPr>
+            <w:tcW w:type="dxa" w:w="7880"/>
+            <w:tcMar>
+              <w:top w:type="dxa" w:w="60"/>
+              <w:left w:type="dxa" w:w="90"/>
+              <w:bottom w:type="dxa" w:w="60"/>
+              <w:right w:type="dxa" w:w="90"/>
+            </w:tcMar>
+          </w:tcPr>
+          <w:p>
+            <w:pPr>
+              <w:spacing w:after="0" w:before="0"/>
+            </w:pPr>
+            <w:r>
+              <w:rPr>
+                <w:rFonts w:ascii="Calibri" w:cs="Calibri" w:eastAsia="Calibri" w:hAnsi="Calibri"/>
+                <w:sz w:val="21"/>
+                <w:szCs w:val="21"/>
+              </w:rPr>
               <w:t xml:space="preserve">hält</w:t>
             </w:r>
           </w:p>
@@ -18242,7 +18413,7 @@
                 <w:sz w:val="15"/>
                 <w:szCs w:val="15"/>
               </w:rPr>
-              <w:t xml:space="preserve">B-253</w:t>
+              <w:t xml:space="preserve">B-254</w:t>
             </w:r>
           </w:p>
         </w:tc>
@@ -18267,57 +18438,6 @@
                 <w:szCs w:val="21"/>
               </w:rPr>
               <w:t xml:space="preserve">Hartnäckig</w:t>
-            </w:r>
-          </w:p>
-        </w:tc>
-      </w:tr>
-      <w:tr>
-        <w:tc>
-          <w:tcPr>
-            <w:tcW w:type="dxa" w:w="1120"/>
-            <w:tcMar>
-              <w:top w:type="dxa" w:w="60"/>
-              <w:left w:type="dxa" w:w="90"/>
-              <w:bottom w:type="dxa" w:w="60"/>
-              <w:right w:type="dxa" w:w="90"/>
-            </w:tcMar>
-          </w:tcPr>
-          <w:p>
-            <w:pPr>
-              <w:spacing w:after="0"/>
-            </w:pPr>
-            <w:r>
-              <w:rPr>
-                <w:rFonts w:ascii="Consolas" w:cs="Consolas" w:eastAsia="Consolas" w:hAnsi="Consolas"/>
-                <w:color w:val="9A958B"/>
-                <w:sz w:val="15"/>
-                <w:szCs w:val="15"/>
-              </w:rPr>
-              <w:t xml:space="preserve">B-254</w:t>
-            </w:r>
-          </w:p>
-        </w:tc>
-        <w:tc>
-          <w:tcPr>
-            <w:tcW w:type="dxa" w:w="7880"/>
-            <w:tcMar>
-              <w:top w:type="dxa" w:w="60"/>
-              <w:left w:type="dxa" w:w="90"/>
-              <w:bottom w:type="dxa" w:w="60"/>
-              <w:right w:type="dxa" w:w="90"/>
-            </w:tcMar>
-          </w:tcPr>
-          <w:p>
-            <w:pPr>
-              <w:spacing w:after="0" w:before="0"/>
-            </w:pPr>
-            <w:r>
-              <w:rPr>
-                <w:rFonts w:ascii="Calibri" w:cs="Calibri" w:eastAsia="Calibri" w:hAnsi="Calibri"/>
-                <w:sz w:val="21"/>
-                <w:szCs w:val="21"/>
-              </w:rPr>
-              <w:t xml:space="preserve">Höher heisst: mehr Karten am Tag, dafür weniger Vergessen. Tiefer heisst: weniger Karten, dafür rutscht mehr weg. Einstellen kannst du es in den Einstellungen.</w:t>
             </w:r>
           </w:p>
         </w:tc>
@@ -20659,7 +20779,7 @@
                 <w:sz w:val="21"/>
                 <w:szCs w:val="21"/>
               </w:rPr>
-              <w:t xml:space="preserve">Ab so vielen Karten in einer Runde schlägt die App eine Pause vor, ganz ohne Zwang.</w:t>
+              <w:t xml:space="preserve">Ab so vielen Karten in einer Runde schlägt die App eine Pause vor.</w:t>
             </w:r>
           </w:p>
         </w:tc>
@@ -21424,6 +21544,57 @@
                 <w:sz w:val="21"/>
                 <w:szCs w:val="21"/>
               </w:rPr>
+              <w:t xml:space="preserve">Das Behaltensziel, das innerhalb des Prüfungs-Fensters gilt. Es ersetzt dort das gewöhnliche Ziel aus der Lernintensität, solange der Termin nah ist.</w:t>
+            </w:r>
+          </w:p>
+        </w:tc>
+      </w:tr>
+      <w:tr>
+        <w:tc>
+          <w:tcPr>
+            <w:tcW w:type="dxa" w:w="1120"/>
+            <w:tcMar>
+              <w:top w:type="dxa" w:w="60"/>
+              <w:left w:type="dxa" w:w="90"/>
+              <w:bottom w:type="dxa" w:w="60"/>
+              <w:right w:type="dxa" w:w="90"/>
+            </w:tcMar>
+          </w:tcPr>
+          <w:p>
+            <w:pPr>
+              <w:spacing w:after="0"/>
+            </w:pPr>
+            <w:r>
+              <w:rPr>
+                <w:rFonts w:ascii="Consolas" w:cs="Consolas" w:eastAsia="Consolas" w:hAnsi="Consolas"/>
+                <w:color w:val="9A958B"/>
+                <w:sz w:val="15"/>
+                <w:szCs w:val="15"/>
+              </w:rPr>
+              <w:t xml:space="preserve">B-314</w:t>
+            </w:r>
+          </w:p>
+        </w:tc>
+        <w:tc>
+          <w:tcPr>
+            <w:tcW w:type="dxa" w:w="7880"/>
+            <w:tcMar>
+              <w:top w:type="dxa" w:w="60"/>
+              <w:left w:type="dxa" w:w="90"/>
+              <w:bottom w:type="dxa" w:w="60"/>
+              <w:right w:type="dxa" w:w="90"/>
+            </w:tcMar>
+          </w:tcPr>
+          <w:p>
+            <w:pPr>
+              <w:spacing w:after="0" w:before="0"/>
+            </w:pPr>
+            <w:r>
+              <w:rPr>
+                <w:rFonts w:ascii="Calibri" w:cs="Calibri" w:eastAsia="Calibri" w:hAnsi="Calibri"/>
+                <w:sz w:val="21"/>
+                <w:szCs w:val="21"/>
+              </w:rPr>
               <w:t xml:space="preserve">Das Gedächtnis-Modell</w:t>
             </w:r>
           </w:p>
@@ -21451,7 +21622,7 @@
                 <w:sz w:val="15"/>
                 <w:szCs w:val="15"/>
               </w:rPr>
-              <w:t xml:space="preserve">B-314</w:t>
+              <w:t xml:space="preserve">B-315</w:t>
             </w:r>
           </w:p>
         </w:tc>
@@ -21502,7 +21673,7 @@
                 <w:sz w:val="15"/>
                 <w:szCs w:val="15"/>
               </w:rPr>
-              <w:t xml:space="preserve">B-315</w:t>
+              <w:t xml:space="preserve">B-316</w:t>
             </w:r>
           </w:p>
         </w:tc>
@@ -21553,7 +21724,7 @@
                 <w:sz w:val="15"/>
                 <w:szCs w:val="15"/>
               </w:rPr>
-              <w:t xml:space="preserve">B-316</w:t>
+              <w:t xml:space="preserve">B-317</w:t>
             </w:r>
           </w:p>
         </w:tc>
@@ -21604,7 +21775,7 @@
                 <w:sz w:val="15"/>
                 <w:szCs w:val="15"/>
               </w:rPr>
-              <w:t xml:space="preserve">B-317</w:t>
+              <w:t xml:space="preserve">B-318</w:t>
             </w:r>
           </w:p>
         </w:tc>
@@ -21655,7 +21826,7 @@
                 <w:sz w:val="15"/>
                 <w:szCs w:val="15"/>
               </w:rPr>
-              <w:t xml:space="preserve">B-318</w:t>
+              <w:t xml:space="preserve">B-319</w:t>
             </w:r>
           </w:p>
         </w:tc>
@@ -21706,7 +21877,7 @@
                 <w:sz w:val="15"/>
                 <w:szCs w:val="15"/>
               </w:rPr>
-              <w:t xml:space="preserve">B-319</w:t>
+              <w:t xml:space="preserve">B-320</w:t>
             </w:r>
           </w:p>
         </w:tc>
@@ -21757,7 +21928,7 @@
                 <w:sz w:val="15"/>
                 <w:szCs w:val="15"/>
               </w:rPr>
-              <w:t xml:space="preserve">B-320</w:t>
+              <w:t xml:space="preserve">B-321</w:t>
             </w:r>
           </w:p>
         </w:tc>
@@ -21808,7 +21979,7 @@
                 <w:sz w:val="15"/>
                 <w:szCs w:val="15"/>
               </w:rPr>
-              <w:t xml:space="preserve">B-321</w:t>
+              <w:t xml:space="preserve">B-322</w:t>
             </w:r>
           </w:p>
         </w:tc>
@@ -21859,7 +22030,7 @@
                 <w:sz w:val="15"/>
                 <w:szCs w:val="15"/>
               </w:rPr>
-              <w:t xml:space="preserve">B-322</w:t>
+              <w:t xml:space="preserve">B-323</w:t>
             </w:r>
           </w:p>
         </w:tc>
@@ -21910,7 +22081,7 @@
                 <w:sz w:val="15"/>
                 <w:szCs w:val="15"/>
               </w:rPr>
-              <w:t xml:space="preserve">B-323</w:t>
+              <w:t xml:space="preserve">B-324</w:t>
             </w:r>
           </w:p>
         </w:tc>
@@ -21961,57 +22132,6 @@
                 <w:sz w:val="15"/>
                 <w:szCs w:val="15"/>
               </w:rPr>
-              <w:t xml:space="preserve">B-324</w:t>
-            </w:r>
-          </w:p>
-        </w:tc>
-        <w:tc>
-          <w:tcPr>
-            <w:tcW w:type="dxa" w:w="7880"/>
-            <w:tcMar>
-              <w:top w:type="dxa" w:w="60"/>
-              <w:left w:type="dxa" w:w="90"/>
-              <w:bottom w:type="dxa" w:w="60"/>
-              <w:right w:type="dxa" w:w="90"/>
-            </w:tcMar>
-          </w:tcPr>
-          <w:p>
-            <w:pPr>
-              <w:spacing w:after="0" w:before="0"/>
-            </w:pPr>
-            <w:r>
-              <w:rPr>
-                <w:rFonts w:ascii="Calibri" w:cs="Calibri" w:eastAsia="Calibri" w:hAnsi="Calibri"/>
-                <w:sz w:val="21"/>
-                <w:szCs w:val="21"/>
-              </w:rPr>
-              <w:t xml:space="preserve">Die Tagesliste. Fällliges und Neues, sinnvoll gemischt.</w:t>
-            </w:r>
-          </w:p>
-        </w:tc>
-      </w:tr>
-      <w:tr>
-        <w:tc>
-          <w:tcPr>
-            <w:tcW w:type="dxa" w:w="1120"/>
-            <w:tcMar>
-              <w:top w:type="dxa" w:w="60"/>
-              <w:left w:type="dxa" w:w="90"/>
-              <w:bottom w:type="dxa" w:w="60"/>
-              <w:right w:type="dxa" w:w="90"/>
-            </w:tcMar>
-          </w:tcPr>
-          <w:p>
-            <w:pPr>
-              <w:spacing w:after="0"/>
-            </w:pPr>
-            <w:r>
-              <w:rPr>
-                <w:rFonts w:ascii="Consolas" w:cs="Consolas" w:eastAsia="Consolas" w:hAnsi="Consolas"/>
-                <w:color w:val="9A958B"/>
-                <w:sz w:val="15"/>
-                <w:szCs w:val="15"/>
-              </w:rPr>
               <w:t xml:space="preserve">B-325</w:t>
             </w:r>
           </w:p>
@@ -22036,6 +22156,57 @@
                 <w:sz w:val="21"/>
                 <w:szCs w:val="21"/>
               </w:rPr>
+              <w:t xml:space="preserve">Die Tagesliste. Fälliges und Neues, sinnvoll gemischt.</w:t>
+            </w:r>
+          </w:p>
+        </w:tc>
+      </w:tr>
+      <w:tr>
+        <w:tc>
+          <w:tcPr>
+            <w:tcW w:type="dxa" w:w="1120"/>
+            <w:tcMar>
+              <w:top w:type="dxa" w:w="60"/>
+              <w:left w:type="dxa" w:w="90"/>
+              <w:bottom w:type="dxa" w:w="60"/>
+              <w:right w:type="dxa" w:w="90"/>
+            </w:tcMar>
+          </w:tcPr>
+          <w:p>
+            <w:pPr>
+              <w:spacing w:after="0"/>
+            </w:pPr>
+            <w:r>
+              <w:rPr>
+                <w:rFonts w:ascii="Consolas" w:cs="Consolas" w:eastAsia="Consolas" w:hAnsi="Consolas"/>
+                <w:color w:val="9A958B"/>
+                <w:sz w:val="15"/>
+                <w:szCs w:val="15"/>
+              </w:rPr>
+              <w:t xml:space="preserve">B-326</w:t>
+            </w:r>
+          </w:p>
+        </w:tc>
+        <w:tc>
+          <w:tcPr>
+            <w:tcW w:type="dxa" w:w="7880"/>
+            <w:tcMar>
+              <w:top w:type="dxa" w:w="60"/>
+              <w:left w:type="dxa" w:w="90"/>
+              <w:bottom w:type="dxa" w:w="60"/>
+              <w:right w:type="dxa" w:w="90"/>
+            </w:tcMar>
+          </w:tcPr>
+          <w:p>
+            <w:pPr>
+              <w:spacing w:after="0" w:before="0"/>
+            </w:pPr>
+            <w:r>
+              <w:rPr>
+                <w:rFonts w:ascii="Calibri" w:cs="Calibri" w:eastAsia="Calibri" w:hAnsi="Calibri"/>
+                <w:sz w:val="21"/>
+                <w:szCs w:val="21"/>
+              </w:rPr>
               <w:t xml:space="preserve">Die Voreinstellungen folgen der Lernpsychologie: verteiltes Üben, aktives Abrufen und wenige neue Wörter pro Tag. Du darfst alles ändern. Was du verstellt hast, ist markiert.</w:t>
             </w:r>
           </w:p>
@@ -22063,7 +22234,7 @@
                 <w:sz w:val="15"/>
                 <w:szCs w:val="15"/>
               </w:rPr>
-              <w:t xml:space="preserve">B-326</w:t>
+              <w:t xml:space="preserve">B-327</w:t>
             </w:r>
           </w:p>
         </w:tc>
@@ -22114,7 +22285,7 @@
                 <w:sz w:val="15"/>
                 <w:szCs w:val="15"/>
               </w:rPr>
-              <w:t xml:space="preserve">B-327</w:t>
+              <w:t xml:space="preserve">B-328</w:t>
             </w:r>
           </w:p>
         </w:tc>
@@ -22165,7 +22336,7 @@
                 <w:sz w:val="15"/>
                 <w:szCs w:val="15"/>
               </w:rPr>
-              <w:t xml:space="preserve">B-328</w:t>
+              <w:t xml:space="preserve">B-329</w:t>
             </w:r>
           </w:p>
         </w:tc>
@@ -22216,7 +22387,7 @@
                 <w:sz w:val="15"/>
                 <w:szCs w:val="15"/>
               </w:rPr>
-              <w:t xml:space="preserve">B-329</w:t>
+              <w:t xml:space="preserve">B-330</w:t>
             </w:r>
           </w:p>
         </w:tc>
@@ -22267,7 +22438,7 @@
                 <w:sz w:val="15"/>
                 <w:szCs w:val="15"/>
               </w:rPr>
-              <w:t xml:space="preserve">B-330</w:t>
+              <w:t xml:space="preserve">B-331</w:t>
             </w:r>
           </w:p>
         </w:tc>
@@ -22318,7 +22489,7 @@
                 <w:sz w:val="15"/>
                 <w:szCs w:val="15"/>
               </w:rPr>
-              <w:t xml:space="preserve">B-331</w:t>
+              <w:t xml:space="preserve">B-332</w:t>
             </w:r>
           </w:p>
         </w:tc>
@@ -22369,7 +22540,7 @@
                 <w:sz w:val="15"/>
                 <w:szCs w:val="15"/>
               </w:rPr>
-              <w:t xml:space="preserve">B-332</w:t>
+              <w:t xml:space="preserve">B-333</w:t>
             </w:r>
           </w:p>
         </w:tc>
@@ -22420,7 +22591,7 @@
                 <w:sz w:val="15"/>
                 <w:szCs w:val="15"/>
               </w:rPr>
-              <w:t xml:space="preserve">B-333</w:t>
+              <w:t xml:space="preserve">B-334</w:t>
             </w:r>
           </w:p>
         </w:tc>
@@ -22471,7 +22642,7 @@
                 <w:sz w:val="15"/>
                 <w:szCs w:val="15"/>
               </w:rPr>
-              <w:t xml:space="preserve">B-334</w:t>
+              <w:t xml:space="preserve">B-335</w:t>
             </w:r>
           </w:p>
         </w:tc>
@@ -22522,7 +22693,7 @@
                 <w:sz w:val="15"/>
                 <w:szCs w:val="15"/>
               </w:rPr>
-              <w:t xml:space="preserve">B-335</w:t>
+              <w:t xml:space="preserve">B-336</w:t>
             </w:r>
           </w:p>
         </w:tc>
@@ -22573,7 +22744,7 @@
                 <w:sz w:val="15"/>
                 <w:szCs w:val="15"/>
               </w:rPr>
-              <w:t xml:space="preserve">B-336</w:t>
+              <w:t xml:space="preserve">B-337</w:t>
             </w:r>
           </w:p>
         </w:tc>
@@ -22624,7 +22795,7 @@
                 <w:sz w:val="15"/>
                 <w:szCs w:val="15"/>
               </w:rPr>
-              <w:t xml:space="preserve">B-337</w:t>
+              <w:t xml:space="preserve">B-338</w:t>
             </w:r>
           </w:p>
         </w:tc>
@@ -22675,7 +22846,7 @@
                 <w:sz w:val="15"/>
                 <w:szCs w:val="15"/>
               </w:rPr>
-              <w:t xml:space="preserve">B-338</w:t>
+              <w:t xml:space="preserve">B-339</w:t>
             </w:r>
           </w:p>
         </w:tc>
@@ -22726,7 +22897,7 @@
                 <w:sz w:val="15"/>
                 <w:szCs w:val="15"/>
               </w:rPr>
-              <w:t xml:space="preserve">B-339</w:t>
+              <w:t xml:space="preserve">B-340</w:t>
             </w:r>
           </w:p>
         </w:tc>
@@ -22777,7 +22948,7 @@
                 <w:sz w:val="15"/>
                 <w:szCs w:val="15"/>
               </w:rPr>
-              <w:t xml:space="preserve">B-340</w:t>
+              <w:t xml:space="preserve">B-341</w:t>
             </w:r>
           </w:p>
         </w:tc>
@@ -22828,57 +22999,6 @@
                 <w:sz w:val="15"/>
                 <w:szCs w:val="15"/>
               </w:rPr>
-              <w:t xml:space="preserve">B-341</w:t>
-            </w:r>
-          </w:p>
-        </w:tc>
-        <w:tc>
-          <w:tcPr>
-            <w:tcW w:type="dxa" w:w="7880"/>
-            <w:tcMar>
-              <w:top w:type="dxa" w:w="60"/>
-              <w:left w:type="dxa" w:w="90"/>
-              <w:bottom w:type="dxa" w:w="60"/>
-              <w:right w:type="dxa" w:w="90"/>
-            </w:tcMar>
-          </w:tcPr>
-          <w:p>
-            <w:pPr>
-              <w:spacing w:after="0" w:before="0"/>
-            </w:pPr>
-            <w:r>
-              <w:rPr>
-                <w:rFonts w:ascii="Calibri" w:cs="Calibri" w:eastAsia="Calibri" w:hAnsi="Calibri"/>
-                <w:sz w:val="21"/>
-                <w:szCs w:val="21"/>
-              </w:rPr>
-              <w:t xml:space="preserve">Freiwillig · wird nicht geprüft</w:t>
-            </w:r>
-          </w:p>
-        </w:tc>
-      </w:tr>
-      <w:tr>
-        <w:tc>
-          <w:tcPr>
-            <w:tcW w:type="dxa" w:w="1120"/>
-            <w:tcMar>
-              <w:top w:type="dxa" w:w="60"/>
-              <w:left w:type="dxa" w:w="90"/>
-              <w:bottom w:type="dxa" w:w="60"/>
-              <w:right w:type="dxa" w:w="90"/>
-            </w:tcMar>
-          </w:tcPr>
-          <w:p>
-            <w:pPr>
-              <w:spacing w:after="0"/>
-            </w:pPr>
-            <w:r>
-              <w:rPr>
-                <w:rFonts w:ascii="Consolas" w:cs="Consolas" w:eastAsia="Consolas" w:hAnsi="Consolas"/>
-                <w:color w:val="9A958B"/>
-                <w:sz w:val="15"/>
-                <w:szCs w:val="15"/>
-              </w:rPr>
               <w:t xml:space="preserve">B-342</w:t>
             </w:r>
           </w:p>
@@ -22903,6 +23023,57 @@
                 <w:sz w:val="21"/>
                 <w:szCs w:val="21"/>
               </w:rPr>
+              <w:t xml:space="preserve">Freiwillig. Wird nicht geprüft</w:t>
+            </w:r>
+          </w:p>
+        </w:tc>
+      </w:tr>
+      <w:tr>
+        <w:tc>
+          <w:tcPr>
+            <w:tcW w:type="dxa" w:w="1120"/>
+            <w:tcMar>
+              <w:top w:type="dxa" w:w="60"/>
+              <w:left w:type="dxa" w:w="90"/>
+              <w:bottom w:type="dxa" w:w="60"/>
+              <w:right w:type="dxa" w:w="90"/>
+            </w:tcMar>
+          </w:tcPr>
+          <w:p>
+            <w:pPr>
+              <w:spacing w:after="0"/>
+            </w:pPr>
+            <w:r>
+              <w:rPr>
+                <w:rFonts w:ascii="Consolas" w:cs="Consolas" w:eastAsia="Consolas" w:hAnsi="Consolas"/>
+                <w:color w:val="9A958B"/>
+                <w:sz w:val="15"/>
+                <w:szCs w:val="15"/>
+              </w:rPr>
+              <w:t xml:space="preserve">B-343</w:t>
+            </w:r>
+          </w:p>
+        </w:tc>
+        <w:tc>
+          <w:tcPr>
+            <w:tcW w:type="dxa" w:w="7880"/>
+            <w:tcMar>
+              <w:top w:type="dxa" w:w="60"/>
+              <w:left w:type="dxa" w:w="90"/>
+              <w:bottom w:type="dxa" w:w="60"/>
+              <w:right w:type="dxa" w:w="90"/>
+            </w:tcMar>
+          </w:tcPr>
+          <w:p>
+            <w:pPr>
+              <w:spacing w:after="0" w:before="0"/>
+            </w:pPr>
+            <w:r>
+              <w:rPr>
+                <w:rFonts w:ascii="Calibri" w:cs="Calibri" w:eastAsia="Calibri" w:hAnsi="Calibri"/>
+                <w:sz w:val="21"/>
+                <w:szCs w:val="21"/>
+              </w:rPr>
               <w:t xml:space="preserve">Für Neugierige. Die App funktioniert mit den Standardwerten optimal. Alles hier ist freiwillig und jederzeit zurücksetzbar.</w:t>
             </w:r>
           </w:p>
@@ -22930,7 +23101,7 @@
                 <w:sz w:val="15"/>
                 <w:szCs w:val="15"/>
               </w:rPr>
-              <w:t xml:space="preserve">B-343</w:t>
+              <w:t xml:space="preserve">B-344</w:t>
             </w:r>
           </w:p>
         </w:tc>
@@ -22981,7 +23152,7 @@
                 <w:sz w:val="15"/>
                 <w:szCs w:val="15"/>
               </w:rPr>
-              <w:t xml:space="preserve">B-344</w:t>
+              <w:t xml:space="preserve">B-345</w:t>
             </w:r>
           </w:p>
         </w:tc>
@@ -23032,7 +23203,7 @@
                 <w:sz w:val="15"/>
                 <w:szCs w:val="15"/>
               </w:rPr>
-              <w:t xml:space="preserve">B-345</w:t>
+              <w:t xml:space="preserve">B-346</w:t>
             </w:r>
           </w:p>
         </w:tc>
@@ -23083,7 +23254,7 @@
                 <w:sz w:val="15"/>
                 <w:szCs w:val="15"/>
               </w:rPr>
-              <w:t xml:space="preserve">B-346</w:t>
+              <w:t xml:space="preserve">B-347</w:t>
             </w:r>
           </w:p>
         </w:tc>
@@ -23134,7 +23305,7 @@
                 <w:sz w:val="15"/>
                 <w:szCs w:val="15"/>
               </w:rPr>
-              <w:t xml:space="preserve">B-347</w:t>
+              <w:t xml:space="preserve">B-348</w:t>
             </w:r>
           </w:p>
         </w:tc>
@@ -23185,7 +23356,7 @@
                 <w:sz w:val="15"/>
                 <w:szCs w:val="15"/>
               </w:rPr>
-              <w:t xml:space="preserve">B-348</w:t>
+              <w:t xml:space="preserve">B-349</w:t>
             </w:r>
           </w:p>
         </w:tc>
@@ -23236,7 +23407,7 @@
                 <w:sz w:val="15"/>
                 <w:szCs w:val="15"/>
               </w:rPr>
-              <w:t xml:space="preserve">B-349</w:t>
+              <w:t xml:space="preserve">B-350</w:t>
             </w:r>
           </w:p>
         </w:tc>
@@ -23287,7 +23458,7 @@
                 <w:sz w:val="15"/>
                 <w:szCs w:val="15"/>
               </w:rPr>
-              <w:t xml:space="preserve">B-350</w:t>
+              <w:t xml:space="preserve">B-351</w:t>
             </w:r>
           </w:p>
         </w:tc>
@@ -23338,7 +23509,7 @@
                 <w:sz w:val="15"/>
                 <w:szCs w:val="15"/>
               </w:rPr>
-              <w:t xml:space="preserve">B-351</w:t>
+              <w:t xml:space="preserve">B-352</w:t>
             </w:r>
           </w:p>
         </w:tc>
@@ -23389,7 +23560,7 @@
                 <w:sz w:val="15"/>
                 <w:szCs w:val="15"/>
               </w:rPr>
-              <w:t xml:space="preserve">B-352</w:t>
+              <w:t xml:space="preserve">B-353</w:t>
             </w:r>
           </w:p>
         </w:tc>
@@ -23440,7 +23611,7 @@
                 <w:sz w:val="15"/>
                 <w:szCs w:val="15"/>
               </w:rPr>
-              <w:t xml:space="preserve">B-353</w:t>
+              <w:t xml:space="preserve">B-354</w:t>
             </w:r>
           </w:p>
         </w:tc>
@@ -23491,7 +23662,7 @@
                 <w:sz w:val="15"/>
                 <w:szCs w:val="15"/>
               </w:rPr>
-              <w:t xml:space="preserve">B-354</w:t>
+              <w:t xml:space="preserve">B-355</w:t>
             </w:r>
           </w:p>
         </w:tc>
@@ -23542,7 +23713,7 @@
                 <w:sz w:val="15"/>
                 <w:szCs w:val="15"/>
               </w:rPr>
-              <w:t xml:space="preserve">B-355</w:t>
+              <w:t xml:space="preserve">B-356</w:t>
             </w:r>
           </w:p>
         </w:tc>
@@ -23593,7 +23764,7 @@
                 <w:sz w:val="15"/>
                 <w:szCs w:val="15"/>
               </w:rPr>
-              <w:t xml:space="preserve">B-356</w:t>
+              <w:t xml:space="preserve">B-357</w:t>
             </w:r>
           </w:p>
         </w:tc>
@@ -23644,7 +23815,7 @@
                 <w:sz w:val="15"/>
                 <w:szCs w:val="15"/>
               </w:rPr>
-              <w:t xml:space="preserve">B-357</w:t>
+              <w:t xml:space="preserve">B-358</w:t>
             </w:r>
           </w:p>
         </w:tc>
@@ -23695,7 +23866,7 @@
                 <w:sz w:val="15"/>
                 <w:szCs w:val="15"/>
               </w:rPr>
-              <w:t xml:space="preserve">B-358</w:t>
+              <w:t xml:space="preserve">B-359</w:t>
             </w:r>
           </w:p>
         </w:tc>
@@ -23746,7 +23917,7 @@
                 <w:sz w:val="15"/>
                 <w:szCs w:val="15"/>
               </w:rPr>
-              <w:t xml:space="preserve">B-359</w:t>
+              <w:t xml:space="preserve">B-360</w:t>
             </w:r>
           </w:p>
         </w:tc>
@@ -23797,7 +23968,7 @@
                 <w:sz w:val="15"/>
                 <w:szCs w:val="15"/>
               </w:rPr>
-              <w:t xml:space="preserve">B-360</w:t>
+              <w:t xml:space="preserve">B-361</w:t>
             </w:r>
           </w:p>
         </w:tc>
@@ -23848,7 +24019,7 @@
                 <w:sz w:val="15"/>
                 <w:szCs w:val="15"/>
               </w:rPr>
-              <w:t xml:space="preserve">B-361</w:t>
+              <w:t xml:space="preserve">B-362</w:t>
             </w:r>
           </w:p>
         </w:tc>
@@ -23899,7 +24070,7 @@
                 <w:sz w:val="15"/>
                 <w:szCs w:val="15"/>
               </w:rPr>
-              <w:t xml:space="preserve">B-362</w:t>
+              <w:t xml:space="preserve">B-363</w:t>
             </w:r>
           </w:p>
         </w:tc>
@@ -23950,7 +24121,7 @@
                 <w:sz w:val="15"/>
                 <w:szCs w:val="15"/>
               </w:rPr>
-              <w:t xml:space="preserve">B-363</w:t>
+              <w:t xml:space="preserve">B-364</w:t>
             </w:r>
           </w:p>
         </w:tc>
@@ -24001,7 +24172,7 @@
                 <w:sz w:val="15"/>
                 <w:szCs w:val="15"/>
               </w:rPr>
-              <w:t xml:space="preserve">B-364</w:t>
+              <w:t xml:space="preserve">B-365</w:t>
             </w:r>
           </w:p>
         </w:tc>
@@ -24052,7 +24223,7 @@
                 <w:sz w:val="15"/>
                 <w:szCs w:val="15"/>
               </w:rPr>
-              <w:t xml:space="preserve">B-365</w:t>
+              <w:t xml:space="preserve">B-366</w:t>
             </w:r>
           </w:p>
         </w:tc>
@@ -24103,7 +24274,7 @@
                 <w:sz w:val="15"/>
                 <w:szCs w:val="15"/>
               </w:rPr>
-              <w:t xml:space="preserve">B-366</w:t>
+              <w:t xml:space="preserve">B-367</w:t>
             </w:r>
           </w:p>
         </w:tc>
@@ -24154,7 +24325,7 @@
                 <w:sz w:val="15"/>
                 <w:szCs w:val="15"/>
               </w:rPr>
-              <w:t xml:space="preserve">B-367</w:t>
+              <w:t xml:space="preserve">B-368</w:t>
             </w:r>
           </w:p>
         </w:tc>
@@ -24205,7 +24376,7 @@
                 <w:sz w:val="15"/>
                 <w:szCs w:val="15"/>
               </w:rPr>
-              <w:t xml:space="preserve">B-368</w:t>
+              <w:t xml:space="preserve">B-369</w:t>
             </w:r>
           </w:p>
         </w:tc>
@@ -24256,7 +24427,7 @@
                 <w:sz w:val="15"/>
                 <w:szCs w:val="15"/>
               </w:rPr>
-              <w:t xml:space="preserve">B-369</w:t>
+              <w:t xml:space="preserve">B-370</w:t>
             </w:r>
           </w:p>
         </w:tc>
@@ -24307,7 +24478,7 @@
                 <w:sz w:val="15"/>
                 <w:szCs w:val="15"/>
               </w:rPr>
-              <w:t xml:space="preserve">B-370</w:t>
+              <w:t xml:space="preserve">B-371</w:t>
             </w:r>
           </w:p>
         </w:tc>
@@ -24358,7 +24529,7 @@
                 <w:sz w:val="15"/>
                 <w:szCs w:val="15"/>
               </w:rPr>
-              <w:t xml:space="preserve">B-371</w:t>
+              <w:t xml:space="preserve">B-372</w:t>
             </w:r>
           </w:p>
         </w:tc>
@@ -24409,7 +24580,7 @@
                 <w:sz w:val="15"/>
                 <w:szCs w:val="15"/>
               </w:rPr>
-              <w:t xml:space="preserve">B-372</w:t>
+              <w:t xml:space="preserve">B-373</w:t>
             </w:r>
           </w:p>
         </w:tc>
@@ -24460,7 +24631,7 @@
                 <w:sz w:val="15"/>
                 <w:szCs w:val="15"/>
               </w:rPr>
-              <w:t xml:space="preserve">B-373</w:t>
+              <w:t xml:space="preserve">B-374</w:t>
             </w:r>
           </w:p>
         </w:tc>
@@ -24511,7 +24682,7 @@
                 <w:sz w:val="15"/>
                 <w:szCs w:val="15"/>
               </w:rPr>
-              <w:t xml:space="preserve">B-374</w:t>
+              <w:t xml:space="preserve">B-375</w:t>
             </w:r>
           </w:p>
         </w:tc>
@@ -24562,7 +24733,7 @@
                 <w:sz w:val="15"/>
                 <w:szCs w:val="15"/>
               </w:rPr>
-              <w:t xml:space="preserve">B-375</w:t>
+              <w:t xml:space="preserve">B-376</w:t>
             </w:r>
           </w:p>
         </w:tc>
@@ -24613,7 +24784,7 @@
                 <w:sz w:val="15"/>
                 <w:szCs w:val="15"/>
               </w:rPr>
-              <w:t xml:space="preserve">B-376</w:t>
+              <w:t xml:space="preserve">B-377</w:t>
             </w:r>
           </w:p>
         </w:tc>
@@ -24664,7 +24835,7 @@
                 <w:sz w:val="15"/>
                 <w:szCs w:val="15"/>
               </w:rPr>
-              <w:t xml:space="preserve">B-377</w:t>
+              <w:t xml:space="preserve">B-378</w:t>
             </w:r>
           </w:p>
         </w:tc>
@@ -24715,7 +24886,7 @@
                 <w:sz w:val="15"/>
                 <w:szCs w:val="15"/>
               </w:rPr>
-              <w:t xml:space="preserve">B-378</w:t>
+              <w:t xml:space="preserve">B-379</w:t>
             </w:r>
           </w:p>
         </w:tc>
@@ -24766,7 +24937,7 @@
                 <w:sz w:val="15"/>
                 <w:szCs w:val="15"/>
               </w:rPr>
-              <w:t xml:space="preserve">B-379</w:t>
+              <w:t xml:space="preserve">B-380</w:t>
             </w:r>
           </w:p>
         </w:tc>
@@ -24817,7 +24988,7 @@
                 <w:sz w:val="15"/>
                 <w:szCs w:val="15"/>
               </w:rPr>
-              <w:t xml:space="preserve">B-380</w:t>
+              <w:t xml:space="preserve">B-381</w:t>
             </w:r>
           </w:p>
         </w:tc>
@@ -24868,7 +25039,7 @@
                 <w:sz w:val="15"/>
                 <w:szCs w:val="15"/>
               </w:rPr>
-              <w:t xml:space="preserve">B-381</w:t>
+              <w:t xml:space="preserve">B-382</w:t>
             </w:r>
           </w:p>
         </w:tc>
@@ -24919,7 +25090,7 @@
                 <w:sz w:val="15"/>
                 <w:szCs w:val="15"/>
               </w:rPr>
-              <w:t xml:space="preserve">B-382</w:t>
+              <w:t xml:space="preserve">B-383</w:t>
             </w:r>
           </w:p>
         </w:tc>
@@ -24970,7 +25141,7 @@
                 <w:sz w:val="15"/>
                 <w:szCs w:val="15"/>
               </w:rPr>
-              <w:t xml:space="preserve">B-383</w:t>
+              <w:t xml:space="preserve">B-384</w:t>
             </w:r>
           </w:p>
         </w:tc>
@@ -25021,7 +25192,7 @@
                 <w:sz w:val="15"/>
                 <w:szCs w:val="15"/>
               </w:rPr>
-              <w:t xml:space="preserve">B-384</w:t>
+              <w:t xml:space="preserve">B-385</w:t>
             </w:r>
           </w:p>
         </w:tc>
@@ -25072,7 +25243,7 @@
                 <w:sz w:val="15"/>
                 <w:szCs w:val="15"/>
               </w:rPr>
-              <w:t xml:space="preserve">B-385</w:t>
+              <w:t xml:space="preserve">B-386</w:t>
             </w:r>
           </w:p>
         </w:tc>
@@ -25123,7 +25294,7 @@
                 <w:sz w:val="15"/>
                 <w:szCs w:val="15"/>
               </w:rPr>
-              <w:t xml:space="preserve">B-386</w:t>
+              <w:t xml:space="preserve">B-387</w:t>
             </w:r>
           </w:p>
         </w:tc>
@@ -25174,7 +25345,7 @@
                 <w:sz w:val="15"/>
                 <w:szCs w:val="15"/>
               </w:rPr>
-              <w:t xml:space="preserve">B-387</w:t>
+              <w:t xml:space="preserve">B-388</w:t>
             </w:r>
           </w:p>
         </w:tc>
@@ -25225,7 +25396,7 @@
                 <w:sz w:val="15"/>
                 <w:szCs w:val="15"/>
               </w:rPr>
-              <w:t xml:space="preserve">B-388</w:t>
+              <w:t xml:space="preserve">B-389</w:t>
             </w:r>
           </w:p>
         </w:tc>
@@ -25276,7 +25447,7 @@
                 <w:sz w:val="15"/>
                 <w:szCs w:val="15"/>
               </w:rPr>
-              <w:t xml:space="preserve">B-389</w:t>
+              <w:t xml:space="preserve">B-390</w:t>
             </w:r>
           </w:p>
         </w:tc>
@@ -25327,7 +25498,7 @@
                 <w:sz w:val="15"/>
                 <w:szCs w:val="15"/>
               </w:rPr>
-              <w:t xml:space="preserve">B-390</w:t>
+              <w:t xml:space="preserve">B-391</w:t>
             </w:r>
           </w:p>
         </w:tc>
@@ -25378,7 +25549,7 @@
                 <w:sz w:val="15"/>
                 <w:szCs w:val="15"/>
               </w:rPr>
-              <w:t xml:space="preserve">B-391</w:t>
+              <w:t xml:space="preserve">B-392</w:t>
             </w:r>
           </w:p>
         </w:tc>
@@ -25429,7 +25600,7 @@
                 <w:sz w:val="15"/>
                 <w:szCs w:val="15"/>
               </w:rPr>
-              <w:t xml:space="preserve">B-392</w:t>
+              <w:t xml:space="preserve">B-393</w:t>
             </w:r>
           </w:p>
         </w:tc>
@@ -25480,7 +25651,7 @@
                 <w:sz w:val="15"/>
                 <w:szCs w:val="15"/>
               </w:rPr>
-              <w:t xml:space="preserve">B-393</w:t>
+              <w:t xml:space="preserve">B-394</w:t>
             </w:r>
           </w:p>
         </w:tc>
@@ -25531,7 +25702,7 @@
                 <w:sz w:val="15"/>
                 <w:szCs w:val="15"/>
               </w:rPr>
-              <w:t xml:space="preserve">B-394</w:t>
+              <w:t xml:space="preserve">B-395</w:t>
             </w:r>
           </w:p>
         </w:tc>
@@ -25582,7 +25753,7 @@
                 <w:sz w:val="15"/>
                 <w:szCs w:val="15"/>
               </w:rPr>
-              <w:t xml:space="preserve">B-395</w:t>
+              <w:t xml:space="preserve">B-396</w:t>
             </w:r>
           </w:p>
         </w:tc>
@@ -25633,7 +25804,7 @@
                 <w:sz w:val="15"/>
                 <w:szCs w:val="15"/>
               </w:rPr>
-              <w:t xml:space="preserve">B-396</w:t>
+              <w:t xml:space="preserve">B-397</w:t>
             </w:r>
           </w:p>
         </w:tc>
@@ -25684,7 +25855,7 @@
                 <w:sz w:val="15"/>
                 <w:szCs w:val="15"/>
               </w:rPr>
-              <w:t xml:space="preserve">B-397</w:t>
+              <w:t xml:space="preserve">B-398</w:t>
             </w:r>
           </w:p>
         </w:tc>
@@ -25735,57 +25906,6 @@
                 <w:sz w:val="15"/>
                 <w:szCs w:val="15"/>
               </w:rPr>
-              <w:t xml:space="preserve">B-398</w:t>
-            </w:r>
-          </w:p>
-        </w:tc>
-        <w:tc>
-          <w:tcPr>
-            <w:tcW w:type="dxa" w:w="7880"/>
-            <w:tcMar>
-              <w:top w:type="dxa" w:w="60"/>
-              <w:left w:type="dxa" w:w="90"/>
-              <w:bottom w:type="dxa" w:w="60"/>
-              <w:right w:type="dxa" w:w="90"/>
-            </w:tcMar>
-          </w:tcPr>
-          <w:p>
-            <w:pPr>
-              <w:spacing w:after="0" w:before="0"/>
-            </w:pPr>
-            <w:r>
-              <w:rPr>
-                <w:rFonts w:ascii="Calibri" w:cs="Calibri" w:eastAsia="Calibri" w:hAnsi="Calibri"/>
-                <w:sz w:val="21"/>
-                <w:szCs w:val="21"/>
-              </w:rPr>
-              <w:t xml:space="preserve">So viele Karten schlägt „Heute dran“ höchstens vor. Kein Ziel und keine Serie. Die Grenze schützt nur davor, nach einer Pause von zweihundert fälligen Wörtern erschlagen zu werden.</w:t>
-            </w:r>
-          </w:p>
-        </w:tc>
-      </w:tr>
-      <w:tr>
-        <w:tc>
-          <w:tcPr>
-            <w:tcW w:type="dxa" w:w="1120"/>
-            <w:tcMar>
-              <w:top w:type="dxa" w:w="60"/>
-              <w:left w:type="dxa" w:w="90"/>
-              <w:bottom w:type="dxa" w:w="60"/>
-              <w:right w:type="dxa" w:w="90"/>
-            </w:tcMar>
-          </w:tcPr>
-          <w:p>
-            <w:pPr>
-              <w:spacing w:after="0"/>
-            </w:pPr>
-            <w:r>
-              <w:rPr>
-                <w:rFonts w:ascii="Consolas" w:cs="Consolas" w:eastAsia="Consolas" w:hAnsi="Consolas"/>
-                <w:color w:val="9A958B"/>
-                <w:sz w:val="15"/>
-                <w:szCs w:val="15"/>
-              </w:rPr>
               <w:t xml:space="preserve">B-399</w:t>
             </w:r>
           </w:p>
@@ -25810,6 +25930,108 @@
                 <w:sz w:val="21"/>
                 <w:szCs w:val="21"/>
               </w:rPr>
+              <w:t xml:space="preserve">So viele Karten schlägt „Heute dran“ höchstens vor. Die Grenze verhindert, nach einer längeren Lernpause von zu vielen fälligen Wörtern erschlagen zu werden.</w:t>
+            </w:r>
+          </w:p>
+        </w:tc>
+      </w:tr>
+      <w:tr>
+        <w:tc>
+          <w:tcPr>
+            <w:tcW w:type="dxa" w:w="1120"/>
+            <w:tcMar>
+              <w:top w:type="dxa" w:w="60"/>
+              <w:left w:type="dxa" w:w="90"/>
+              <w:bottom w:type="dxa" w:w="60"/>
+              <w:right w:type="dxa" w:w="90"/>
+            </w:tcMar>
+          </w:tcPr>
+          <w:p>
+            <w:pPr>
+              <w:spacing w:after="0"/>
+            </w:pPr>
+            <w:r>
+              <w:rPr>
+                <w:rFonts w:ascii="Consolas" w:cs="Consolas" w:eastAsia="Consolas" w:hAnsi="Consolas"/>
+                <w:color w:val="9A958B"/>
+                <w:sz w:val="15"/>
+                <w:szCs w:val="15"/>
+              </w:rPr>
+              <w:t xml:space="preserve">B-400</w:t>
+            </w:r>
+          </w:p>
+        </w:tc>
+        <w:tc>
+          <w:tcPr>
+            <w:tcW w:type="dxa" w:w="7880"/>
+            <w:tcMar>
+              <w:top w:type="dxa" w:w="60"/>
+              <w:left w:type="dxa" w:w="90"/>
+              <w:bottom w:type="dxa" w:w="60"/>
+              <w:right w:type="dxa" w:w="90"/>
+            </w:tcMar>
+          </w:tcPr>
+          <w:p>
+            <w:pPr>
+              <w:spacing w:after="0" w:before="0"/>
+            </w:pPr>
+            <w:r>
+              <w:rPr>
+                <w:rFonts w:ascii="Calibri" w:cs="Calibri" w:eastAsia="Calibri" w:hAnsi="Calibri"/>
+                <w:sz w:val="21"/>
+                <w:szCs w:val="21"/>
+              </w:rPr>
+              <w:t xml:space="preserve">So viele Tage vor dem Zieldatum gilt für die Wörter dieser Liste das erhöhte Behaltensziel aus der nächsten Zeile. Ein höheres Ziel verkürzt den Abstand bis zur nächsten Abfrage, dadurch werden die Wörter früher fällig und kommen öfter dran.</w:t>
+            </w:r>
+          </w:p>
+        </w:tc>
+      </w:tr>
+      <w:tr>
+        <w:tc>
+          <w:tcPr>
+            <w:tcW w:type="dxa" w:w="1120"/>
+            <w:tcMar>
+              <w:top w:type="dxa" w:w="60"/>
+              <w:left w:type="dxa" w:w="90"/>
+              <w:bottom w:type="dxa" w:w="60"/>
+              <w:right w:type="dxa" w:w="90"/>
+            </w:tcMar>
+          </w:tcPr>
+          <w:p>
+            <w:pPr>
+              <w:spacing w:after="0"/>
+            </w:pPr>
+            <w:r>
+              <w:rPr>
+                <w:rFonts w:ascii="Consolas" w:cs="Consolas" w:eastAsia="Consolas" w:hAnsi="Consolas"/>
+                <w:color w:val="9A958B"/>
+                <w:sz w:val="15"/>
+                <w:szCs w:val="15"/>
+              </w:rPr>
+              <w:t xml:space="preserve">B-401</w:t>
+            </w:r>
+          </w:p>
+        </w:tc>
+        <w:tc>
+          <w:tcPr>
+            <w:tcW w:type="dxa" w:w="7880"/>
+            <w:tcMar>
+              <w:top w:type="dxa" w:w="60"/>
+              <w:left w:type="dxa" w:w="90"/>
+              <w:bottom w:type="dxa" w:w="60"/>
+              <w:right w:type="dxa" w:w="90"/>
+            </w:tcMar>
+          </w:tcPr>
+          <w:p>
+            <w:pPr>
+              <w:spacing w:after="0" w:before="0"/>
+            </w:pPr>
+            <w:r>
+              <w:rPr>
+                <w:rFonts w:ascii="Calibri" w:cs="Calibri" w:eastAsia="Calibri" w:hAnsi="Calibri"/>
+                <w:sz w:val="21"/>
+                <w:szCs w:val="21"/>
+              </w:rPr>
               <w:t xml:space="preserve">Sprache der App</w:t>
             </w:r>
           </w:p>
@@ -25837,7 +26059,7 @@
                 <w:sz w:val="15"/>
                 <w:szCs w:val="15"/>
               </w:rPr>
-              <w:t xml:space="preserve">B-400</w:t>
+              <w:t xml:space="preserve">B-402</w:t>
             </w:r>
           </w:p>
         </w:tc>
@@ -25888,7 +26110,7 @@
                 <w:sz w:val="15"/>
                 <w:szCs w:val="15"/>
               </w:rPr>
-              <w:t xml:space="preserve">B-401</w:t>
+              <w:t xml:space="preserve">B-403</w:t>
             </w:r>
           </w:p>
         </w:tc>
@@ -25939,7 +26161,7 @@
                 <w:sz w:val="15"/>
                 <w:szCs w:val="15"/>
               </w:rPr>
-              <w:t xml:space="preserve">B-402</w:t>
+              <w:t xml:space="preserve">B-404</w:t>
             </w:r>
           </w:p>
         </w:tc>
@@ -25990,7 +26212,7 @@
                 <w:sz w:val="15"/>
                 <w:szCs w:val="15"/>
               </w:rPr>
-              <w:t xml:space="preserve">B-403</w:t>
+              <w:t xml:space="preserve">B-405</w:t>
             </w:r>
           </w:p>
         </w:tc>
@@ -26041,7 +26263,7 @@
                 <w:sz w:val="15"/>
                 <w:szCs w:val="15"/>
               </w:rPr>
-              <w:t xml:space="preserve">B-404</w:t>
+              <w:t xml:space="preserve">B-406</w:t>
             </w:r>
           </w:p>
         </w:tc>
@@ -26092,7 +26314,7 @@
                 <w:sz w:val="15"/>
                 <w:szCs w:val="15"/>
               </w:rPr>
-              <w:t xml:space="preserve">B-405</w:t>
+              <w:t xml:space="preserve">B-407</w:t>
             </w:r>
           </w:p>
         </w:tc>
@@ -26143,7 +26365,7 @@
                 <w:sz w:val="15"/>
                 <w:szCs w:val="15"/>
               </w:rPr>
-              <w:t xml:space="preserve">B-406</w:t>
+              <w:t xml:space="preserve">B-408</w:t>
             </w:r>
           </w:p>
         </w:tc>
@@ -26194,7 +26416,7 @@
                 <w:sz w:val="15"/>
                 <w:szCs w:val="15"/>
               </w:rPr>
-              <w:t xml:space="preserve">B-407</w:t>
+              <w:t xml:space="preserve">B-409</w:t>
             </w:r>
           </w:p>
         </w:tc>
@@ -26245,7 +26467,7 @@
                 <w:sz w:val="15"/>
                 <w:szCs w:val="15"/>
               </w:rPr>
-              <w:t xml:space="preserve">B-408</w:t>
+              <w:t xml:space="preserve">B-410</w:t>
             </w:r>
           </w:p>
         </w:tc>
@@ -26296,7 +26518,7 @@
                 <w:sz w:val="15"/>
                 <w:szCs w:val="15"/>
               </w:rPr>
-              <w:t xml:space="preserve">B-409</w:t>
+              <w:t xml:space="preserve">B-411</w:t>
             </w:r>
           </w:p>
         </w:tc>
@@ -26347,7 +26569,7 @@
                 <w:sz w:val="15"/>
                 <w:szCs w:val="15"/>
               </w:rPr>
-              <w:t xml:space="preserve">B-410</w:t>
+              <w:t xml:space="preserve">B-412</w:t>
             </w:r>
           </w:p>
         </w:tc>
@@ -26398,7 +26620,7 @@
                 <w:sz w:val="15"/>
                 <w:szCs w:val="15"/>
               </w:rPr>
-              <w:t xml:space="preserve">B-411</w:t>
+              <w:t xml:space="preserve">B-413</w:t>
             </w:r>
           </w:p>
         </w:tc>
@@ -26449,7 +26671,7 @@
                 <w:sz w:val="15"/>
                 <w:szCs w:val="15"/>
               </w:rPr>
-              <w:t xml:space="preserve">B-412</w:t>
+              <w:t xml:space="preserve">B-414</w:t>
             </w:r>
           </w:p>
         </w:tc>
@@ -26500,7 +26722,7 @@
                 <w:sz w:val="15"/>
                 <w:szCs w:val="15"/>
               </w:rPr>
-              <w:t xml:space="preserve">B-413</w:t>
+              <w:t xml:space="preserve">B-415</w:t>
             </w:r>
           </w:p>
         </w:tc>
@@ -26551,7 +26773,7 @@
                 <w:sz w:val="15"/>
                 <w:szCs w:val="15"/>
               </w:rPr>
-              <w:t xml:space="preserve">B-414</w:t>
+              <w:t xml:space="preserve">B-416</w:t>
             </w:r>
           </w:p>
         </w:tc>
@@ -26602,7 +26824,7 @@
                 <w:sz w:val="15"/>
                 <w:szCs w:val="15"/>
               </w:rPr>
-              <w:t xml:space="preserve">B-415</w:t>
+              <w:t xml:space="preserve">B-417</w:t>
             </w:r>
           </w:p>
         </w:tc>
@@ -26653,7 +26875,7 @@
                 <w:sz w:val="15"/>
                 <w:szCs w:val="15"/>
               </w:rPr>
-              <w:t xml:space="preserve">B-416</w:t>
+              <w:t xml:space="preserve">B-418</w:t>
             </w:r>
           </w:p>
         </w:tc>
@@ -26704,7 +26926,7 @@
                 <w:sz w:val="15"/>
                 <w:szCs w:val="15"/>
               </w:rPr>
-              <w:t xml:space="preserve">B-417</w:t>
+              <w:t xml:space="preserve">B-419</w:t>
             </w:r>
           </w:p>
         </w:tc>
@@ -26755,7 +26977,7 @@
                 <w:sz w:val="15"/>
                 <w:szCs w:val="15"/>
               </w:rPr>
-              <w:t xml:space="preserve">B-418</w:t>
+              <w:t xml:space="preserve">B-420</w:t>
             </w:r>
           </w:p>
         </w:tc>
@@ -26806,7 +27028,7 @@
                 <w:sz w:val="15"/>
                 <w:szCs w:val="15"/>
               </w:rPr>
-              <w:t xml:space="preserve">B-419</w:t>
+              <w:t xml:space="preserve">B-421</w:t>
             </w:r>
           </w:p>
         </w:tc>
@@ -26857,7 +27079,7 @@
                 <w:sz w:val="15"/>
                 <w:szCs w:val="15"/>
               </w:rPr>
-              <w:t xml:space="preserve">B-420</w:t>
+              <w:t xml:space="preserve">B-422</w:t>
             </w:r>
           </w:p>
         </w:tc>
@@ -26908,7 +27130,7 @@
                 <w:sz w:val="15"/>
                 <w:szCs w:val="15"/>
               </w:rPr>
-              <w:t xml:space="preserve">B-421</w:t>
+              <w:t xml:space="preserve">B-423</w:t>
             </w:r>
           </w:p>
         </w:tc>
@@ -26959,58 +27181,7 @@
                 <w:sz w:val="15"/>
                 <w:szCs w:val="15"/>
               </w:rPr>
-              <w:t xml:space="preserve">B-422</w:t>
-            </w:r>
-          </w:p>
-        </w:tc>
-        <w:tc>
-          <w:tcPr>
-            <w:tcW w:type="dxa" w:w="7880"/>
-            <w:tcMar>
-              <w:top w:type="dxa" w:w="60"/>
-              <w:left w:type="dxa" w:w="90"/>
-              <w:bottom w:type="dxa" w:w="60"/>
-              <w:right w:type="dxa" w:w="90"/>
-            </w:tcMar>
-          </w:tcPr>
-          <w:p>
-            <w:pPr>
-              <w:spacing w:after="0" w:before="0"/>
-            </w:pPr>
-            <w:r>
-              <w:rPr>
-                <w:rFonts w:ascii="Calibri" w:cs="Calibri" w:eastAsia="Calibri" w:hAnsi="Calibri"/>
-                <w:sz w:val="21"/>
-                <w:szCs w:val="21"/>
-              </w:rPr>
-              <w:t xml:space="preserve">Wie sicher Wörter kurz vor der Prüfung sitzen sollen. Höher heisst häufigere Wiederholung im Prüfungs-Fenster.</w:t>
-            </w:r>
-          </w:p>
-        </w:tc>
-      </w:tr>
-      <w:tr>
-        <w:tc>
-          <w:tcPr>
-            <w:tcW w:type="dxa" w:w="1120"/>
-            <w:tcMar>
-              <w:top w:type="dxa" w:w="60"/>
-              <w:left w:type="dxa" w:w="90"/>
-              <w:bottom w:type="dxa" w:w="60"/>
-              <w:right w:type="dxa" w:w="90"/>
-            </w:tcMar>
-          </w:tcPr>
-          <w:p>
-            <w:pPr>
-              <w:spacing w:after="0"/>
-            </w:pPr>
-            <w:r>
-              <w:rPr>
-                <w:rFonts w:ascii="Consolas" w:cs="Consolas" w:eastAsia="Consolas" w:hAnsi="Consolas"/>
-                <w:color w:val="9A958B"/>
-                <w:sz w:val="15"/>
-                <w:szCs w:val="15"/>
-              </w:rPr>
-              <w:t xml:space="preserve">B-423</w:t>
+              <w:t xml:space="preserve">B-424</w:t>
             </w:r>
           </w:p>
         </w:tc>
@@ -27061,7 +27232,7 @@
                 <w:sz w:val="15"/>
                 <w:szCs w:val="15"/>
               </w:rPr>
-              <w:t xml:space="preserve">B-424</w:t>
+              <w:t xml:space="preserve">B-425</w:t>
             </w:r>
           </w:p>
         </w:tc>
@@ -27112,7 +27283,7 @@
                 <w:sz w:val="15"/>
                 <w:szCs w:val="15"/>
               </w:rPr>
-              <w:t xml:space="preserve">B-425</w:t>
+              <w:t xml:space="preserve">B-426</w:t>
             </w:r>
           </w:p>
         </w:tc>
@@ -27163,7 +27334,7 @@
                 <w:sz w:val="15"/>
                 <w:szCs w:val="15"/>
               </w:rPr>
-              <w:t xml:space="preserve">B-426</w:t>
+              <w:t xml:space="preserve">B-427</w:t>
             </w:r>
           </w:p>
         </w:tc>
@@ -27188,57 +27359,6 @@
                 <w:szCs w:val="21"/>
               </w:rPr>
               <w:t xml:space="preserve">Wie viele Tage vor dem eigentlichen Fälligkeitstag ein Wort schon als „bald fällig“ markiert wird.</w:t>
-            </w:r>
-          </w:p>
-        </w:tc>
-      </w:tr>
-      <w:tr>
-        <w:tc>
-          <w:tcPr>
-            <w:tcW w:type="dxa" w:w="1120"/>
-            <w:tcMar>
-              <w:top w:type="dxa" w:w="60"/>
-              <w:left w:type="dxa" w:w="90"/>
-              <w:bottom w:type="dxa" w:w="60"/>
-              <w:right w:type="dxa" w:w="90"/>
-            </w:tcMar>
-          </w:tcPr>
-          <w:p>
-            <w:pPr>
-              <w:spacing w:after="0"/>
-            </w:pPr>
-            <w:r>
-              <w:rPr>
-                <w:rFonts w:ascii="Consolas" w:cs="Consolas" w:eastAsia="Consolas" w:hAnsi="Consolas"/>
-                <w:color w:val="9A958B"/>
-                <w:sz w:val="15"/>
-                <w:szCs w:val="15"/>
-              </w:rPr>
-              <w:t xml:space="preserve">B-427</w:t>
-            </w:r>
-          </w:p>
-        </w:tc>
-        <w:tc>
-          <w:tcPr>
-            <w:tcW w:type="dxa" w:w="7880"/>
-            <w:tcMar>
-              <w:top w:type="dxa" w:w="60"/>
-              <w:left w:type="dxa" w:w="90"/>
-              <w:bottom w:type="dxa" w:w="60"/>
-              <w:right w:type="dxa" w:w="90"/>
-            </w:tcMar>
-          </w:tcPr>
-          <w:p>
-            <w:pPr>
-              <w:spacing w:after="0" w:before="0"/>
-            </w:pPr>
-            <w:r>
-              <w:rPr>
-                <w:rFonts w:ascii="Calibri" w:cs="Calibri" w:eastAsia="Calibri" w:hAnsi="Calibri"/>
-                <w:sz w:val="21"/>
-                <w:szCs w:val="21"/>
-              </w:rPr>
-              <w:t xml:space="preserve">Wie viele Tage vor einem Prüfungstermin die App dichter wiederholt (Prüfungs-Modus).</w:t>
             </w:r>
           </w:p>
         </w:tc>
